--- a/swh/docx/019.content.docx
+++ b/swh/docx/019.content.docx
@@ -19,7 +19,7 @@
         <w:rPr>
           <w:lang w:val="sw_KE" w:bidi="sw_KE"/>
         </w:rPr>
-        <w:t>Resource: Tyndale Open Study Notes</w:t>
+        <w:t>Resource: Aquifer Open Study Notes (Profiles)</w:t>
       </w:r>
       <w:r>
         <w:rPr>
@@ -112,7 +112,7 @@
         <w:rPr>
           <w:lang w:val="sw_KE" w:bidi="sw_KE"/>
         </w:rPr>
-        <w:t>Tyndale Open Study Notes</w:t>
+        <w:t>Aquifer Open Study Notes (Profiles)</w:t>
       </w:r>
     </w:p>
     <w:p>

--- a/swh/docx/019.content.docx
+++ b/swh/docx/019.content.docx
@@ -233,36 +233,24 @@
         </w:rPr>
         <w:t>Waamaleki walikuwa wazao wa Amaleki, mjukuu wa Esau (</w:t>
       </w:r>
-      <w:hyperlink r:id="rId13">
-        <w:r>
-          <w:rPr>
-            <w:lang w:val="sw_KE" w:bidi="sw_KE"/>
-          </w:rPr>
-          <w:rPr>
-            <w:color w:val="0000EE"/>
-            <w:u w:val="single"/>
-          </w:rPr>
-          <w:t>Mwanzo 36:12</w:t>
-        </w:r>
-      </w:hyperlink>
-      <w:r>
-        <w:rPr>
-          <w:lang w:val="sw_KE" w:bidi="sw_KE"/>
-        </w:rPr>
-        <w:t xml:space="preserve">; </w:t>
-      </w:r>
-      <w:hyperlink r:id="rId14">
-        <w:r>
-          <w:rPr>
-            <w:lang w:val="sw_KE" w:bidi="sw_KE"/>
-          </w:rPr>
-          <w:rPr>
-            <w:color w:val="0000EE"/>
-            <w:u w:val="single"/>
-          </w:rPr>
-          <w:t>1 Mambo ya Nyakati 1:36</w:t>
-        </w:r>
-      </w:hyperlink>
+      <w:r>
+        <w:rPr>
+          <w:lang w:val="sw_KE" w:bidi="sw_KE"/>
+        </w:rPr>
+        <w:t>Mwanzo 36:12</w:t>
+      </w:r>
+      <w:r>
+        <w:rPr>
+          <w:lang w:val="sw_KE" w:bidi="sw_KE"/>
+        </w:rPr>
+        <w:t xml:space="preserve">; </w:t>
+      </w:r>
+      <w:r>
+        <w:rPr>
+          <w:lang w:val="sw_KE" w:bidi="sw_KE"/>
+        </w:rPr>
+        <w:t>1 Mambo ya Nyakati 1:36</w:t>
+      </w:r>
       <w:r>
         <w:rPr>
           <w:lang w:val="sw_KE" w:bidi="sw_KE"/>
@@ -283,36 +271,24 @@
         </w:rPr>
         <w:t>Waamaleki walikuwa maadui wakubwa wa Israeli. Israeli walikutana kwanza na wapiganaji wa Waamaleki huko Refidimu karibu na Sinai walipowashambulia Israeli (</w:t>
       </w:r>
-      <w:hyperlink r:id="rId15">
-        <w:r>
-          <w:rPr>
-            <w:lang w:val="sw_KE" w:bidi="sw_KE"/>
-          </w:rPr>
-          <w:rPr>
-            <w:color w:val="0000EE"/>
-            <w:u w:val="single"/>
-          </w:rPr>
-          <w:t>Kutoka 17:8–16</w:t>
-        </w:r>
-      </w:hyperlink>
+      <w:r>
+        <w:rPr>
+          <w:lang w:val="sw_KE" w:bidi="sw_KE"/>
+        </w:rPr>
+        <w:t>Kutoka 17:8–16</w:t>
+      </w:r>
       <w:r>
         <w:rPr>
           <w:lang w:val="sw_KE" w:bidi="sw_KE"/>
         </w:rPr>
         <w:t>). Yoshua na jeshi la Israeli waliwashinda Waamaleki katika vita hivi. Baadaye, Waamaleki walizuia jaribio la Israeli la kuingia nchi ya ahadi bila idhini (</w:t>
       </w:r>
-      <w:hyperlink r:id="rId16">
-        <w:r>
-          <w:rPr>
-            <w:lang w:val="sw_KE" w:bidi="sw_KE"/>
-          </w:rPr>
-          <w:rPr>
-            <w:color w:val="0000EE"/>
-            <w:u w:val="single"/>
-          </w:rPr>
-          <w:t>Hesabu 14:39–45</w:t>
-        </w:r>
-      </w:hyperlink>
+      <w:r>
+        <w:rPr>
+          <w:lang w:val="sw_KE" w:bidi="sw_KE"/>
+        </w:rPr>
+        <w:t>Hesabu 14:39–45</w:t>
+      </w:r>
       <w:r>
         <w:rPr>
           <w:lang w:val="sw_KE" w:bidi="sw_KE"/>
@@ -333,216 +309,144 @@
         </w:rPr>
         <w:t>Kutokana na uadui wao, Mose aliwaagiza Waisraeli kuwaangamiza (</w:t>
       </w:r>
-      <w:hyperlink r:id="rId17">
-        <w:r>
-          <w:rPr>
-            <w:lang w:val="sw_KE" w:bidi="sw_KE"/>
-          </w:rPr>
-          <w:rPr>
-            <w:color w:val="0000EE"/>
-            <w:u w:val="single"/>
-          </w:rPr>
-          <w:t>Kumbukumbu la Torati 25:17–19</w:t>
-        </w:r>
-      </w:hyperlink>
+      <w:r>
+        <w:rPr>
+          <w:lang w:val="sw_KE" w:bidi="sw_KE"/>
+        </w:rPr>
+        <w:t>Kumbukumbu la Torati 25:17–19</w:t>
+      </w:r>
       <w:r>
         <w:rPr>
           <w:lang w:val="sw_KE" w:bidi="sw_KE"/>
         </w:rPr>
         <w:t xml:space="preserve">). Hata hivyo, Waamaleki waliendelea kuishi katika Negebu (tazama </w:t>
       </w:r>
-      <w:hyperlink r:id="rId18">
-        <w:r>
-          <w:rPr>
-            <w:lang w:val="sw_KE" w:bidi="sw_KE"/>
-          </w:rPr>
-          <w:rPr>
-            <w:color w:val="0000EE"/>
-            <w:u w:val="single"/>
-          </w:rPr>
-          <w:t>Waamuzi 3:12–14</w:t>
-        </w:r>
-      </w:hyperlink>
-      <w:r>
-        <w:rPr>
-          <w:lang w:val="sw_KE" w:bidi="sw_KE"/>
-        </w:rPr>
-        <w:t xml:space="preserve">; </w:t>
-      </w:r>
-      <w:hyperlink r:id="rId19">
-        <w:r>
-          <w:rPr>
-            <w:lang w:val="sw_KE" w:bidi="sw_KE"/>
-          </w:rPr>
-          <w:rPr>
-            <w:color w:val="0000EE"/>
-            <w:u w:val="single"/>
-          </w:rPr>
-          <w:t>6:33</w:t>
-        </w:r>
-      </w:hyperlink>
-      <w:r>
-        <w:rPr>
-          <w:lang w:val="sw_KE" w:bidi="sw_KE"/>
-        </w:rPr>
-        <w:t xml:space="preserve">; </w:t>
-      </w:r>
-      <w:hyperlink r:id="rId20">
-        <w:r>
-          <w:rPr>
-            <w:lang w:val="sw_KE" w:bidi="sw_KE"/>
-          </w:rPr>
-          <w:rPr>
-            <w:color w:val="0000EE"/>
-            <w:u w:val="single"/>
-          </w:rPr>
-          <w:t>1 Samweli 14:47–48</w:t>
-        </w:r>
-      </w:hyperlink>
-      <w:r>
-        <w:rPr>
-          <w:lang w:val="sw_KE" w:bidi="sw_KE"/>
-        </w:rPr>
-        <w:t xml:space="preserve">; </w:t>
-      </w:r>
-      <w:hyperlink r:id="rId21">
-        <w:r>
-          <w:rPr>
-            <w:lang w:val="sw_KE" w:bidi="sw_KE"/>
-          </w:rPr>
-          <w:rPr>
-            <w:color w:val="0000EE"/>
-            <w:u w:val="single"/>
-          </w:rPr>
-          <w:t>15:1–35</w:t>
-        </w:r>
-      </w:hyperlink>
+      <w:r>
+        <w:rPr>
+          <w:lang w:val="sw_KE" w:bidi="sw_KE"/>
+        </w:rPr>
+        <w:t>Waamuzi 3:12–14</w:t>
+      </w:r>
+      <w:r>
+        <w:rPr>
+          <w:lang w:val="sw_KE" w:bidi="sw_KE"/>
+        </w:rPr>
+        <w:t xml:space="preserve">; </w:t>
+      </w:r>
+      <w:r>
+        <w:rPr>
+          <w:lang w:val="sw_KE" w:bidi="sw_KE"/>
+        </w:rPr>
+        <w:t>6:33</w:t>
+      </w:r>
+      <w:r>
+        <w:rPr>
+          <w:lang w:val="sw_KE" w:bidi="sw_KE"/>
+        </w:rPr>
+        <w:t xml:space="preserve">; </w:t>
+      </w:r>
+      <w:r>
+        <w:rPr>
+          <w:lang w:val="sw_KE" w:bidi="sw_KE"/>
+        </w:rPr>
+        <w:t>1 Samweli 14:47–48</w:t>
+      </w:r>
+      <w:r>
+        <w:rPr>
+          <w:lang w:val="sw_KE" w:bidi="sw_KE"/>
+        </w:rPr>
+        <w:t xml:space="preserve">; </w:t>
+      </w:r>
+      <w:r>
+        <w:rPr>
+          <w:lang w:val="sw_KE" w:bidi="sw_KE"/>
+        </w:rPr>
+        <w:t>15:1–35</w:t>
+      </w:r>
       <w:r>
         <w:rPr>
           <w:lang w:val="sw_KE" w:bidi="sw_KE"/>
         </w:rPr>
         <w:t>). Waliosalia walibaki kuwa maadui wa Israeli (</w:t>
       </w:r>
-      <w:hyperlink r:id="rId22">
-        <w:r>
-          <w:rPr>
-            <w:lang w:val="sw_KE" w:bidi="sw_KE"/>
-          </w:rPr>
-          <w:rPr>
-            <w:color w:val="0000EE"/>
-            <w:u w:val="single"/>
-          </w:rPr>
-          <w:t>1 Samweli 27:8</w:t>
-        </w:r>
-      </w:hyperlink>
-      <w:r>
-        <w:rPr>
-          <w:lang w:val="sw_KE" w:bidi="sw_KE"/>
-        </w:rPr>
-        <w:t xml:space="preserve">; </w:t>
-      </w:r>
-      <w:hyperlink r:id="rId23">
-        <w:r>
-          <w:rPr>
-            <w:lang w:val="sw_KE" w:bidi="sw_KE"/>
-          </w:rPr>
-          <w:rPr>
-            <w:color w:val="0000EE"/>
-            <w:u w:val="single"/>
-          </w:rPr>
-          <w:t>30:1–20</w:t>
-        </w:r>
-      </w:hyperlink>
-      <w:r>
-        <w:rPr>
-          <w:lang w:val="sw_KE" w:bidi="sw_KE"/>
-        </w:rPr>
-        <w:t xml:space="preserve">; </w:t>
-      </w:r>
-      <w:hyperlink r:id="rId24">
-        <w:r>
-          <w:rPr>
-            <w:lang w:val="sw_KE" w:bidi="sw_KE"/>
-          </w:rPr>
-          <w:rPr>
-            <w:color w:val="0000EE"/>
-            <w:u w:val="single"/>
-          </w:rPr>
-          <w:t>2 Samweli 8:11–12</w:t>
-        </w:r>
-      </w:hyperlink>
-      <w:r>
-        <w:rPr>
-          <w:lang w:val="sw_KE" w:bidi="sw_KE"/>
-        </w:rPr>
-        <w:t xml:space="preserve">; </w:t>
-      </w:r>
-      <w:hyperlink r:id="rId25">
-        <w:r>
-          <w:rPr>
-            <w:lang w:val="sw_KE" w:bidi="sw_KE"/>
-          </w:rPr>
-          <w:rPr>
-            <w:color w:val="0000EE"/>
-            <w:u w:val="single"/>
-          </w:rPr>
-          <w:t>Zaburi 83:1–8</w:t>
-        </w:r>
-      </w:hyperlink>
+      <w:r>
+        <w:rPr>
+          <w:lang w:val="sw_KE" w:bidi="sw_KE"/>
+        </w:rPr>
+        <w:t>1 Samweli 27:8</w:t>
+      </w:r>
+      <w:r>
+        <w:rPr>
+          <w:lang w:val="sw_KE" w:bidi="sw_KE"/>
+        </w:rPr>
+        <w:t xml:space="preserve">; </w:t>
+      </w:r>
+      <w:r>
+        <w:rPr>
+          <w:lang w:val="sw_KE" w:bidi="sw_KE"/>
+        </w:rPr>
+        <w:t>30:1–20</w:t>
+      </w:r>
+      <w:r>
+        <w:rPr>
+          <w:lang w:val="sw_KE" w:bidi="sw_KE"/>
+        </w:rPr>
+        <w:t xml:space="preserve">; </w:t>
+      </w:r>
+      <w:r>
+        <w:rPr>
+          <w:lang w:val="sw_KE" w:bidi="sw_KE"/>
+        </w:rPr>
+        <w:t>2 Samweli 8:11–12</w:t>
+      </w:r>
+      <w:r>
+        <w:rPr>
+          <w:lang w:val="sw_KE" w:bidi="sw_KE"/>
+        </w:rPr>
+        <w:t xml:space="preserve">; </w:t>
+      </w:r>
+      <w:r>
+        <w:rPr>
+          <w:lang w:val="sw_KE" w:bidi="sw_KE"/>
+        </w:rPr>
+        <w:t>Zaburi 83:1–8</w:t>
+      </w:r>
       <w:r>
         <w:rPr>
           <w:lang w:val="sw_KE" w:bidi="sw_KE"/>
         </w:rPr>
         <w:t>). Kundi hili lililosalia hatimaye liliangamizwa wakati wa utawala wa Mfalme Hezekia (</w:t>
       </w:r>
-      <w:hyperlink r:id="rId26">
-        <w:r>
-          <w:rPr>
-            <w:lang w:val="sw_KE" w:bidi="sw_KE"/>
-          </w:rPr>
-          <w:rPr>
-            <w:color w:val="0000EE"/>
-            <w:u w:val="single"/>
-          </w:rPr>
-          <w:t>1 Mambo ya Nyakati 4:42–43</w:t>
-        </w:r>
-      </w:hyperlink>
+      <w:r>
+        <w:rPr>
+          <w:lang w:val="sw_KE" w:bidi="sw_KE"/>
+        </w:rPr>
+        <w:t>1 Mambo ya Nyakati 4:42–43</w:t>
+      </w:r>
       <w:r>
         <w:rPr>
           <w:lang w:val="sw_KE" w:bidi="sw_KE"/>
         </w:rPr>
         <w:t>). Katika kitabu cha Esta, Hamani, mzao wa Mfalme Agagi, alionyesha uadui wao hadi mwisho (</w:t>
       </w:r>
-      <w:hyperlink r:id="rId27">
-        <w:r>
-          <w:rPr>
-            <w:lang w:val="sw_KE" w:bidi="sw_KE"/>
-          </w:rPr>
-          <w:rPr>
-            <w:color w:val="0000EE"/>
-            <w:u w:val="single"/>
-          </w:rPr>
-          <w:t>Esta 3</w:t>
-        </w:r>
-      </w:hyperlink>
+      <w:r>
+        <w:rPr>
+          <w:lang w:val="sw_KE" w:bidi="sw_KE"/>
+        </w:rPr>
+        <w:t>Esta 3</w:t>
+      </w:r>
       <w:r>
         <w:rPr>
           <w:lang w:val="sw_KE" w:bidi="sw_KE"/>
         </w:rPr>
         <w:t xml:space="preserve">; tazama </w:t>
       </w:r>
-      <w:hyperlink r:id="rId21">
-        <w:r>
-          <w:rPr>
-            <w:lang w:val="sw_KE" w:bidi="sw_KE"/>
-          </w:rPr>
-          <w:rPr>
-            <w:color w:val="0000EE"/>
-            <w:u w:val="single"/>
-          </w:rPr>
-          <w:t>1 Samweli 15</w:t>
-        </w:r>
-      </w:hyperlink>
+      <w:r>
+        <w:rPr>
+          <w:lang w:val="sw_KE" w:bidi="sw_KE"/>
+        </w:rPr>
+        <w:t>1 Samweli 15</w:t>
+      </w:r>
       <w:r>
         <w:rPr>
           <w:lang w:val="sw_KE" w:bidi="sw_KE"/>
@@ -572,18 +476,12 @@
           <w:lang w:val="sw_KE" w:bidi="sw_KE"/>
         </w:rPr>
       </w:r>
-      <w:hyperlink r:id="rId28">
-        <w:r>
-          <w:rPr>
-            <w:lang w:val="sw_KE" w:bidi="sw_KE"/>
-          </w:rPr>
-          <w:rPr>
-            <w:color w:val="0000EE"/>
-            <w:u w:val="single"/>
-          </w:rPr>
-          <w:t>1 Samweli 30:1–31</w:t>
-        </w:r>
-      </w:hyperlink>
+      <w:r>
+        <w:rPr>
+          <w:lang w:val="sw_KE" w:bidi="sw_KE"/>
+        </w:rPr>
+        <w:t>1 Samweli 30:1–31</w:t>
+      </w:r>
       <w:r>
         <w:rPr>
           <w:lang w:val="sw_KE" w:bidi="sw_KE"/>
@@ -632,126 +530,84 @@
         </w:rPr>
         <w:t>Waaramu walikuwa sehemu ya familia ya watu waliotokana na mwana wa Noa, Shemu (</w:t>
       </w:r>
-      <w:hyperlink r:id="rId29">
-        <w:r>
-          <w:rPr>
-            <w:lang w:val="sw_KE" w:bidi="sw_KE"/>
-          </w:rPr>
-          <w:rPr>
-            <w:color w:val="0000EE"/>
-            <w:u w:val="single"/>
-          </w:rPr>
-          <w:t>Mwanzo 10:22–23</w:t>
-        </w:r>
-      </w:hyperlink>
+      <w:r>
+        <w:rPr>
+          <w:lang w:val="sw_KE" w:bidi="sw_KE"/>
+        </w:rPr>
+        <w:t>Mwanzo 10:22–23</w:t>
+      </w:r>
       <w:r>
         <w:rPr>
           <w:lang w:val="sw_KE" w:bidi="sw_KE"/>
         </w:rPr>
         <w:t xml:space="preserve">; linganisha </w:t>
       </w:r>
-      <w:hyperlink r:id="rId30">
-        <w:r>
-          <w:rPr>
-            <w:lang w:val="sw_KE" w:bidi="sw_KE"/>
-          </w:rPr>
-          <w:rPr>
-            <w:color w:val="0000EE"/>
-            <w:u w:val="single"/>
-          </w:rPr>
-          <w:t>Mwanzo 22:20–21</w:t>
-        </w:r>
-      </w:hyperlink>
+      <w:r>
+        <w:rPr>
+          <w:lang w:val="sw_KE" w:bidi="sw_KE"/>
+        </w:rPr>
+        <w:t>Mwanzo 22:20–21</w:t>
+      </w:r>
       <w:r>
         <w:rPr>
           <w:lang w:val="sw_KE" w:bidi="sw_KE"/>
         </w:rPr>
         <w:t>). Bethueli na Labani walijulikana kama Waaramu (</w:t>
       </w:r>
-      <w:hyperlink r:id="rId31">
-        <w:r>
-          <w:rPr>
-            <w:lang w:val="sw_KE" w:bidi="sw_KE"/>
-          </w:rPr>
-          <w:rPr>
-            <w:color w:val="0000EE"/>
-            <w:u w:val="single"/>
-          </w:rPr>
-          <w:t>Mwanzo 25:20</w:t>
-        </w:r>
-      </w:hyperlink>
-      <w:r>
-        <w:rPr>
-          <w:lang w:val="sw_KE" w:bidi="sw_KE"/>
-        </w:rPr>
-        <w:t xml:space="preserve">; </w:t>
-      </w:r>
-      <w:hyperlink r:id="rId32">
-        <w:r>
-          <w:rPr>
-            <w:lang w:val="sw_KE" w:bidi="sw_KE"/>
-          </w:rPr>
-          <w:rPr>
-            <w:color w:val="0000EE"/>
-            <w:u w:val="single"/>
-          </w:rPr>
-          <w:t>28:1–7</w:t>
-        </w:r>
-      </w:hyperlink>
+      <w:r>
+        <w:rPr>
+          <w:lang w:val="sw_KE" w:bidi="sw_KE"/>
+        </w:rPr>
+        <w:t>Mwanzo 25:20</w:t>
+      </w:r>
+      <w:r>
+        <w:rPr>
+          <w:lang w:val="sw_KE" w:bidi="sw_KE"/>
+        </w:rPr>
+        <w:t xml:space="preserve">; </w:t>
+      </w:r>
+      <w:r>
+        <w:rPr>
+          <w:lang w:val="sw_KE" w:bidi="sw_KE"/>
+        </w:rPr>
+        <w:t>28:1–7</w:t>
+      </w:r>
       <w:r>
         <w:rPr>
           <w:lang w:val="sw_KE" w:bidi="sw_KE"/>
         </w:rPr>
         <w:t>). Yakobo aliishi nao katika eneo la Waaramu kwa takriban miaka ishirini (</w:t>
       </w:r>
-      <w:hyperlink r:id="rId33">
-        <w:r>
-          <w:rPr>
-            <w:lang w:val="sw_KE" w:bidi="sw_KE"/>
-          </w:rPr>
-          <w:rPr>
-            <w:color w:val="0000EE"/>
-            <w:u w:val="single"/>
-          </w:rPr>
-          <w:t>Mwanzo 28–31</w:t>
-        </w:r>
-      </w:hyperlink>
-      <w:r>
-        <w:rPr>
-          <w:lang w:val="sw_KE" w:bidi="sw_KE"/>
-        </w:rPr>
-        <w:t xml:space="preserve">; </w:t>
-      </w:r>
-      <w:hyperlink r:id="rId34">
-        <w:r>
-          <w:rPr>
-            <w:lang w:val="sw_KE" w:bidi="sw_KE"/>
-          </w:rPr>
-          <w:rPr>
-            <w:color w:val="0000EE"/>
-            <w:u w:val="single"/>
-          </w:rPr>
-          <w:t>Hosea 12:12</w:t>
-        </w:r>
-      </w:hyperlink>
+      <w:r>
+        <w:rPr>
+          <w:lang w:val="sw_KE" w:bidi="sw_KE"/>
+        </w:rPr>
+        <w:t>Mwanzo 28–31</w:t>
+      </w:r>
+      <w:r>
+        <w:rPr>
+          <w:lang w:val="sw_KE" w:bidi="sw_KE"/>
+        </w:rPr>
+        <w:t xml:space="preserve">; </w:t>
+      </w:r>
+      <w:r>
+        <w:rPr>
+          <w:lang w:val="sw_KE" w:bidi="sw_KE"/>
+        </w:rPr>
+        <w:t>Hosea 12:12</w:t>
+      </w:r>
       <w:r>
         <w:rPr>
           <w:lang w:val="sw_KE" w:bidi="sw_KE"/>
         </w:rPr>
         <w:t>), na watu wa Israeli walikumbuka kwamba mababu zao walikuwa kitamaduni Waaramu (</w:t>
       </w:r>
-      <w:hyperlink r:id="rId35">
-        <w:r>
-          <w:rPr>
-            <w:lang w:val="sw_KE" w:bidi="sw_KE"/>
-          </w:rPr>
-          <w:rPr>
-            <w:color w:val="0000EE"/>
-            <w:u w:val="single"/>
-          </w:rPr>
-          <w:t>Kumbukumbu la Torati 26:5</w:t>
-        </w:r>
-      </w:hyperlink>
+      <w:r>
+        <w:rPr>
+          <w:lang w:val="sw_KE" w:bidi="sw_KE"/>
+        </w:rPr>
+        <w:t>Kumbukumbu la Torati 26:5</w:t>
+      </w:r>
       <w:r>
         <w:rPr>
           <w:lang w:val="sw_KE" w:bidi="sw_KE"/>
@@ -772,36 +628,24 @@
         </w:rPr>
         <w:t xml:space="preserve">Waaramu walijitokeza katika historia wakati wa Abrahamu. Waliishi karibu na katikati ya Eufrati na walienea mashariki, magharibi, na kaskazini. Kufikia karibu mwaka 1100 Kabla ya Krsito (KK), makabila ya Waaramu yalikuwa yameenea kote Siria na kaskazini mwa Transyordani (ardhi ya mashariki ya Mto wa Yordani). Walianzisha miji mikuu yenye nguvu kama Soba na Dameski, ambayo ilikabiliana na Waisraeli kuanzia wakati wa Daudi (tazama </w:t>
       </w:r>
-      <w:hyperlink r:id="rId36">
-        <w:r>
-          <w:rPr>
-            <w:lang w:val="sw_KE" w:bidi="sw_KE"/>
-          </w:rPr>
-          <w:rPr>
-            <w:color w:val="0000EE"/>
-            <w:u w:val="single"/>
-          </w:rPr>
-          <w:t>2 Samweli 8:3–8</w:t>
-        </w:r>
-      </w:hyperlink>
-      <w:r>
-        <w:rPr>
-          <w:lang w:val="sw_KE" w:bidi="sw_KE"/>
-        </w:rPr>
-        <w:t xml:space="preserve">; </w:t>
-      </w:r>
-      <w:hyperlink r:id="rId37">
-        <w:r>
-          <w:rPr>
-            <w:lang w:val="sw_KE" w:bidi="sw_KE"/>
-          </w:rPr>
-          <w:rPr>
-            <w:color w:val="0000EE"/>
-            <w:u w:val="single"/>
-          </w:rPr>
-          <w:t>10:6–19</w:t>
-        </w:r>
-      </w:hyperlink>
+      <w:r>
+        <w:rPr>
+          <w:lang w:val="sw_KE" w:bidi="sw_KE"/>
+        </w:rPr>
+        <w:t>2 Samweli 8:3–8</w:t>
+      </w:r>
+      <w:r>
+        <w:rPr>
+          <w:lang w:val="sw_KE" w:bidi="sw_KE"/>
+        </w:rPr>
+        <w:t xml:space="preserve">; </w:t>
+      </w:r>
+      <w:r>
+        <w:rPr>
+          <w:lang w:val="sw_KE" w:bidi="sw_KE"/>
+        </w:rPr>
+        <w:t>10:6–19</w:t>
+      </w:r>
       <w:r>
         <w:rPr>
           <w:lang w:val="sw_KE" w:bidi="sw_KE"/>
@@ -822,18 +666,12 @@
         </w:rPr>
         <w:t>Baada ya Solomoni kufa, Israeli iligawanyika katika falme za kaskazini na kusini. Wakati huu, mji wa Waaramu wa Dameski ulikuwa na nguvu sana. Watawala wa Dameski mara nyingi walitumia fursa ya mapigano kati ya falme mbili za Israeli. Wakati wa vita kati ya Israeli na Yuda kutoka 890 hadi 880 KK, Mfalme Asa wa Israeli alimuomba Ben-Hadadi I wa Dameski msaada (</w:t>
       </w:r>
-      <w:hyperlink r:id="rId38">
-        <w:r>
-          <w:rPr>
-            <w:lang w:val="sw_KE" w:bidi="sw_KE"/>
-          </w:rPr>
-          <w:rPr>
-            <w:color w:val="0000EE"/>
-            <w:u w:val="single"/>
-          </w:rPr>
-          <w:t>1 Wafalme 15:18–19</w:t>
-        </w:r>
-      </w:hyperlink>
+      <w:r>
+        <w:rPr>
+          <w:lang w:val="sw_KE" w:bidi="sw_KE"/>
+        </w:rPr>
+        <w:t>1 Wafalme 15:18–19</w:t>
+      </w:r>
       <w:r>
         <w:rPr>
           <w:lang w:val="sw_KE" w:bidi="sw_KE"/>
@@ -854,108 +692,72 @@
         </w:rPr>
         <w:t>Takriban miaka thelathini baadaye, mwanzoni mwa miaka ya 850 KK, -hadadi alivamia Israeli, lakini Ahabu alimshinda huko Samaria (</w:t>
       </w:r>
-      <w:hyperlink r:id="rId39">
-        <w:r>
-          <w:rPr>
-            <w:lang w:val="sw_KE" w:bidi="sw_KE"/>
-          </w:rPr>
-          <w:rPr>
-            <w:color w:val="0000EE"/>
-            <w:u w:val="single"/>
-          </w:rPr>
-          <w:t>1 Wafalme 20:1–21</w:t>
-        </w:r>
-      </w:hyperlink>
+      <w:r>
+        <w:rPr>
+          <w:lang w:val="sw_KE" w:bidi="sw_KE"/>
+        </w:rPr>
+        <w:t>1 Wafalme 20:1–21</w:t>
+      </w:r>
       <w:r>
         <w:rPr>
           <w:lang w:val="sw_KE" w:bidi="sw_KE"/>
         </w:rPr>
         <w:t>) na tena huko Afeki mwaka uliofuata (</w:t>
       </w:r>
-      <w:hyperlink r:id="rId40">
-        <w:r>
-          <w:rPr>
-            <w:lang w:val="sw_KE" w:bidi="sw_KE"/>
-          </w:rPr>
-          <w:rPr>
-            <w:color w:val="0000EE"/>
-            <w:u w:val="single"/>
-          </w:rPr>
-          <w:t>20:22–34</w:t>
-        </w:r>
-      </w:hyperlink>
+      <w:r>
+        <w:rPr>
+          <w:lang w:val="sw_KE" w:bidi="sw_KE"/>
+        </w:rPr>
+        <w:t>20:22–34</w:t>
+      </w:r>
       <w:r>
         <w:rPr>
           <w:lang w:val="sw_KE" w:bidi="sw_KE"/>
         </w:rPr>
         <w:t>). Baada ya miaka mitatu ya amani, Israeli na Dameski walipigana tena mwaka 853 KK, na Ahabu aliuawa vitani (</w:t>
       </w:r>
-      <w:hyperlink r:id="rId41">
-        <w:r>
-          <w:rPr>
-            <w:lang w:val="sw_KE" w:bidi="sw_KE"/>
-          </w:rPr>
-          <w:rPr>
-            <w:color w:val="0000EE"/>
-            <w:u w:val="single"/>
-          </w:rPr>
-          <w:t>1 Wafalme 22:29–37</w:t>
-        </w:r>
-      </w:hyperlink>
+      <w:r>
+        <w:rPr>
+          <w:lang w:val="sw_KE" w:bidi="sw_KE"/>
+        </w:rPr>
+        <w:t>1 Wafalme 22:29–37</w:t>
+      </w:r>
       <w:r>
         <w:rPr>
           <w:lang w:val="sw_KE" w:bidi="sw_KE"/>
         </w:rPr>
         <w:t xml:space="preserve">). Aramu wa Dameski aliendelea kusababisha hasara kwa Israeli katika miongo iliyofuata (tazama </w:t>
       </w:r>
-      <w:hyperlink r:id="rId42">
-        <w:r>
-          <w:rPr>
-            <w:lang w:val="sw_KE" w:bidi="sw_KE"/>
-          </w:rPr>
-          <w:rPr>
-            <w:color w:val="0000EE"/>
-            <w:u w:val="single"/>
-          </w:rPr>
-          <w:t>2 Wafalme 8:28–29</w:t>
-        </w:r>
-      </w:hyperlink>
-      <w:r>
-        <w:rPr>
-          <w:lang w:val="sw_KE" w:bidi="sw_KE"/>
-        </w:rPr>
-        <w:t xml:space="preserve">; </w:t>
-      </w:r>
-      <w:hyperlink r:id="rId43">
-        <w:r>
-          <w:rPr>
-            <w:lang w:val="sw_KE" w:bidi="sw_KE"/>
-          </w:rPr>
-          <w:rPr>
-            <w:color w:val="0000EE"/>
-            <w:u w:val="single"/>
-          </w:rPr>
-          <w:t>12:17–18</w:t>
-        </w:r>
-      </w:hyperlink>
-      <w:r>
-        <w:rPr>
-          <w:lang w:val="sw_KE" w:bidi="sw_KE"/>
-        </w:rPr>
-        <w:t xml:space="preserve">; </w:t>
-      </w:r>
-      <w:hyperlink r:id="rId44">
-        <w:r>
-          <w:rPr>
-            <w:lang w:val="sw_KE" w:bidi="sw_KE"/>
-          </w:rPr>
-          <w:rPr>
-            <w:color w:val="0000EE"/>
-            <w:u w:val="single"/>
-          </w:rPr>
-          <w:t>13:1–7</w:t>
-        </w:r>
-      </w:hyperlink>
+      <w:r>
+        <w:rPr>
+          <w:lang w:val="sw_KE" w:bidi="sw_KE"/>
+        </w:rPr>
+        <w:t>2 Wafalme 8:28–29</w:t>
+      </w:r>
+      <w:r>
+        <w:rPr>
+          <w:lang w:val="sw_KE" w:bidi="sw_KE"/>
+        </w:rPr>
+        <w:t xml:space="preserve">; </w:t>
+      </w:r>
+      <w:r>
+        <w:rPr>
+          <w:lang w:val="sw_KE" w:bidi="sw_KE"/>
+        </w:rPr>
+        <w:t>12:17–18</w:t>
+      </w:r>
+      <w:r>
+        <w:rPr>
+          <w:lang w:val="sw_KE" w:bidi="sw_KE"/>
+        </w:rPr>
+        <w:t xml:space="preserve">; </w:t>
+      </w:r>
+      <w:r>
+        <w:rPr>
+          <w:lang w:val="sw_KE" w:bidi="sw_KE"/>
+        </w:rPr>
+        <w:t>13:1–7</w:t>
+      </w:r>
       <w:r>
         <w:rPr>
           <w:lang w:val="sw_KE" w:bidi="sw_KE"/>
@@ -976,36 +778,24 @@
         </w:rPr>
         <w:t>Katika kipindi hiki, miji huru ya Waaramu ilianza kuhisi shinikizo kutoka kwa Ashuru. Ashuru ilishinda Dameski kwanza karibu mwaka wa 838 KK na kuilazimisha kulipa kodi mwaka wa 803 KK. Hii ilidhoofisha Dameski, ikimruhusu Yehoashi, mfalme wa Israeli kutoka 798 hadi 782 KK, kuwashinda Waaramu na kuwafukuza kutoka katika eneo la Israeli karibu mwaka wa 795 KK (</w:t>
       </w:r>
-      <w:hyperlink r:id="rId45">
-        <w:r>
-          <w:rPr>
-            <w:lang w:val="sw_KE" w:bidi="sw_KE"/>
-          </w:rPr>
-          <w:rPr>
-            <w:color w:val="0000EE"/>
-            <w:u w:val="single"/>
-          </w:rPr>
-          <w:t>2 Wafalme 13:14–25</w:t>
-        </w:r>
-      </w:hyperlink>
+      <w:r>
+        <w:rPr>
+          <w:lang w:val="sw_KE" w:bidi="sw_KE"/>
+        </w:rPr>
+        <w:t>2 Wafalme 13:14–25</w:t>
+      </w:r>
       <w:r>
         <w:rPr>
           <w:lang w:val="sw_KE" w:bidi="sw_KE"/>
         </w:rPr>
         <w:t xml:space="preserve">). Baadaye, Yeroboamu wa Pili, ambaye alitawala kutoka 793 hadi 753 KK, alilazimisha Dameski kulipa kodi (tazama </w:t>
       </w:r>
-      <w:hyperlink r:id="rId46">
-        <w:r>
-          <w:rPr>
-            <w:lang w:val="sw_KE" w:bidi="sw_KE"/>
-          </w:rPr>
-          <w:rPr>
-            <w:color w:val="0000EE"/>
-            <w:u w:val="single"/>
-          </w:rPr>
-          <w:t>2 Wafalme 14:28</w:t>
-        </w:r>
-      </w:hyperlink>
+      <w:r>
+        <w:rPr>
+          <w:lang w:val="sw_KE" w:bidi="sw_KE"/>
+        </w:rPr>
+        <w:t>2 Wafalme 14:28</w:t>
+      </w:r>
       <w:r>
         <w:rPr>
           <w:lang w:val="sw_KE" w:bidi="sw_KE"/>
@@ -1026,108 +816,72 @@
         </w:rPr>
         <w:t>Karibu mwaka wa 738 KK, Waaramu wa Dameski waliungana na Israeli kushinda Yuda. Waliteka ardhi nyingi, lakini kuzingira kwao Yerusalemu hakukufaulu (</w:t>
       </w:r>
-      <w:hyperlink r:id="rId47">
-        <w:r>
-          <w:rPr>
-            <w:lang w:val="sw_KE" w:bidi="sw_KE"/>
-          </w:rPr>
-          <w:rPr>
-            <w:color w:val="0000EE"/>
-            <w:u w:val="single"/>
-          </w:rPr>
-          <w:t>2 Wafalme 16:5</w:t>
-        </w:r>
-      </w:hyperlink>
+      <w:r>
+        <w:rPr>
+          <w:lang w:val="sw_KE" w:bidi="sw_KE"/>
+        </w:rPr>
+        <w:t>2 Wafalme 16:5</w:t>
+      </w:r>
       <w:r>
         <w:rPr>
           <w:lang w:val="sw_KE" w:bidi="sw_KE"/>
         </w:rPr>
         <w:t xml:space="preserve">; tazama pia </w:t>
       </w:r>
-      <w:hyperlink r:id="rId48">
-        <w:r>
-          <w:rPr>
-            <w:lang w:val="sw_KE" w:bidi="sw_KE"/>
-          </w:rPr>
-          <w:rPr>
-            <w:color w:val="0000EE"/>
-            <w:u w:val="single"/>
-          </w:rPr>
-          <w:t>2 Mambo ya Nyakati 28:5</w:t>
-        </w:r>
-      </w:hyperlink>
+      <w:r>
+        <w:rPr>
+          <w:lang w:val="sw_KE" w:bidi="sw_KE"/>
+        </w:rPr>
+        <w:t>2 Mambo ya Nyakati 28:5</w:t>
+      </w:r>
       <w:r>
         <w:rPr>
           <w:lang w:val="sw_KE" w:bidi="sw_KE"/>
         </w:rPr>
         <w:t>). Wakati wa mafanikio haya ya Dameski, manabii Isaya na Amosi walitabiri uharibifu wa mji huo (</w:t>
       </w:r>
-      <w:hyperlink r:id="rId49">
-        <w:r>
-          <w:rPr>
-            <w:lang w:val="sw_KE" w:bidi="sw_KE"/>
-          </w:rPr>
-          <w:rPr>
-            <w:color w:val="0000EE"/>
-            <w:u w:val="single"/>
-          </w:rPr>
-          <w:t>Isaya 8:4</w:t>
-        </w:r>
-      </w:hyperlink>
-      <w:r>
-        <w:rPr>
-          <w:lang w:val="sw_KE" w:bidi="sw_KE"/>
-        </w:rPr>
-        <w:t xml:space="preserve">; </w:t>
-      </w:r>
-      <w:hyperlink r:id="rId50">
-        <w:r>
-          <w:rPr>
-            <w:lang w:val="sw_KE" w:bidi="sw_KE"/>
-          </w:rPr>
-          <w:rPr>
-            <w:color w:val="0000EE"/>
-            <w:u w:val="single"/>
-          </w:rPr>
-          <w:t>17:1</w:t>
-        </w:r>
-      </w:hyperlink>
-      <w:r>
-        <w:rPr>
-          <w:lang w:val="sw_KE" w:bidi="sw_KE"/>
-        </w:rPr>
-        <w:t xml:space="preserve">; </w:t>
-      </w:r>
-      <w:hyperlink r:id="rId51">
-        <w:r>
-          <w:rPr>
-            <w:lang w:val="sw_KE" w:bidi="sw_KE"/>
-          </w:rPr>
-          <w:rPr>
-            <w:color w:val="0000EE"/>
-            <w:u w:val="single"/>
-          </w:rPr>
-          <w:t>Amosi 1:3–5</w:t>
-        </w:r>
-      </w:hyperlink>
+      <w:r>
+        <w:rPr>
+          <w:lang w:val="sw_KE" w:bidi="sw_KE"/>
+        </w:rPr>
+        <w:t>Isaya 8:4</w:t>
+      </w:r>
+      <w:r>
+        <w:rPr>
+          <w:lang w:val="sw_KE" w:bidi="sw_KE"/>
+        </w:rPr>
+        <w:t xml:space="preserve">; </w:t>
+      </w:r>
+      <w:r>
+        <w:rPr>
+          <w:lang w:val="sw_KE" w:bidi="sw_KE"/>
+        </w:rPr>
+        <w:t>17:1</w:t>
+      </w:r>
+      <w:r>
+        <w:rPr>
+          <w:lang w:val="sw_KE" w:bidi="sw_KE"/>
+        </w:rPr>
+        <w:t xml:space="preserve">; </w:t>
+      </w:r>
+      <w:r>
+        <w:rPr>
+          <w:lang w:val="sw_KE" w:bidi="sw_KE"/>
+        </w:rPr>
+        <w:t>Amosi 1:3–5</w:t>
+      </w:r>
       <w:r>
         <w:rPr>
           <w:lang w:val="sw_KE" w:bidi="sw_KE"/>
         </w:rPr>
         <w:t>). Badala ya kumtumaini Mungu, Mfalme Ahazi wa Yuda alitafuta ulinzi kutoka kwa Waashuri. Waashuri walijibu zawadi zake kwa kushambulia Dameski na kuwafukuza watu wake mwaka wa 733 na 732 KK (</w:t>
       </w:r>
-      <w:hyperlink r:id="rId52">
-        <w:r>
-          <w:rPr>
-            <w:lang w:val="sw_KE" w:bidi="sw_KE"/>
-          </w:rPr>
-          <w:rPr>
-            <w:color w:val="0000EE"/>
-            <w:u w:val="single"/>
-          </w:rPr>
-          <w:t>2 Wafalme 16:7–11</w:t>
-        </w:r>
-      </w:hyperlink>
+      <w:r>
+        <w:rPr>
+          <w:lang w:val="sw_KE" w:bidi="sw_KE"/>
+        </w:rPr>
+        <w:t>2 Wafalme 16:7–11</w:t>
+      </w:r>
       <w:r>
         <w:rPr>
           <w:lang w:val="sw_KE" w:bidi="sw_KE"/>
@@ -1148,54 +902,36 @@
         </w:rPr>
         <w:t xml:space="preserve">Lugha ya Waaramu, Kiaramu, ikawa lugha kuu ya diplomasia na utawala katika eneo la Mashariki ya Karibu (tazama, kwa mfano, </w:t>
       </w:r>
-      <w:hyperlink r:id="rId53">
-        <w:r>
-          <w:rPr>
-            <w:lang w:val="sw_KE" w:bidi="sw_KE"/>
-          </w:rPr>
-          <w:rPr>
-            <w:color w:val="0000EE"/>
-            <w:u w:val="single"/>
-          </w:rPr>
-          <w:t>2 Wafalme 18:26</w:t>
-        </w:r>
-      </w:hyperlink>
+      <w:r>
+        <w:rPr>
+          <w:lang w:val="sw_KE" w:bidi="sw_KE"/>
+        </w:rPr>
+        <w:t>2 Wafalme 18:26</w:t>
+      </w:r>
       <w:r>
         <w:rPr>
           <w:lang w:val="sw_KE" w:bidi="sw_KE"/>
         </w:rPr>
         <w:t xml:space="preserve">). Wakati wa uhamisho huko Babuloni, Wayahudi walianza kutumia Kiaramu; sehemu za Ezra na Danieli ziko katika Kiaramu. Kiaramu kilikuwa lugha ya kawaida kutoka Misri hadi India wakati wa kipindi cha Uajemi na kilizungumzwa sana katika Palestina wakati wa Yesu (tazama </w:t>
       </w:r>
-      <w:hyperlink r:id="rId54">
-        <w:r>
-          <w:rPr>
-            <w:lang w:val="sw_KE" w:bidi="sw_KE"/>
-          </w:rPr>
-          <w:rPr>
-            <w:color w:val="0000EE"/>
-            <w:u w:val="single"/>
-          </w:rPr>
-          <w:t>Marko 5:41</w:t>
-        </w:r>
-      </w:hyperlink>
-      <w:r>
-        <w:rPr>
-          <w:lang w:val="sw_KE" w:bidi="sw_KE"/>
-        </w:rPr>
-        <w:t xml:space="preserve">; </w:t>
-      </w:r>
-      <w:hyperlink r:id="rId55">
-        <w:r>
-          <w:rPr>
-            <w:lang w:val="sw_KE" w:bidi="sw_KE"/>
-          </w:rPr>
-          <w:rPr>
-            <w:color w:val="0000EE"/>
-            <w:u w:val="single"/>
-          </w:rPr>
-          <w:t>1 Wakorintho 16:22</w:t>
-        </w:r>
-      </w:hyperlink>
+      <w:r>
+        <w:rPr>
+          <w:lang w:val="sw_KE" w:bidi="sw_KE"/>
+        </w:rPr>
+        <w:t>Marko 5:41</w:t>
+      </w:r>
+      <w:r>
+        <w:rPr>
+          <w:lang w:val="sw_KE" w:bidi="sw_KE"/>
+        </w:rPr>
+        <w:t xml:space="preserve">; </w:t>
+      </w:r>
+      <w:r>
+        <w:rPr>
+          <w:lang w:val="sw_KE" w:bidi="sw_KE"/>
+        </w:rPr>
+        <w:t>1 Wakorintho 16:22</w:t>
+      </w:r>
       <w:r>
         <w:rPr>
           <w:lang w:val="sw_KE" w:bidi="sw_KE"/>
@@ -1225,270 +961,180 @@
           <w:lang w:val="sw_KE" w:bidi="sw_KE"/>
         </w:rPr>
       </w:r>
-      <w:hyperlink r:id="rId29">
-        <w:r>
-          <w:rPr>
-            <w:lang w:val="sw_KE" w:bidi="sw_KE"/>
-          </w:rPr>
-          <w:rPr>
-            <w:color w:val="0000EE"/>
-            <w:u w:val="single"/>
-          </w:rPr>
-          <w:t>Mwanzo 10:22–23</w:t>
-        </w:r>
-      </w:hyperlink>
-      <w:r>
-        <w:rPr>
-          <w:lang w:val="sw_KE" w:bidi="sw_KE"/>
-        </w:rPr>
-        <w:t xml:space="preserve">; </w:t>
-      </w:r>
-      <w:hyperlink r:id="rId30">
-        <w:r>
-          <w:rPr>
-            <w:lang w:val="sw_KE" w:bidi="sw_KE"/>
-          </w:rPr>
-          <w:rPr>
-            <w:color w:val="0000EE"/>
-            <w:u w:val="single"/>
-          </w:rPr>
-          <w:t>22:20–21</w:t>
-        </w:r>
-      </w:hyperlink>
-      <w:r>
-        <w:rPr>
-          <w:lang w:val="sw_KE" w:bidi="sw_KE"/>
-        </w:rPr>
-        <w:t xml:space="preserve">; </w:t>
-      </w:r>
-      <w:hyperlink r:id="rId31">
-        <w:r>
-          <w:rPr>
-            <w:lang w:val="sw_KE" w:bidi="sw_KE"/>
-          </w:rPr>
-          <w:rPr>
-            <w:color w:val="0000EE"/>
-            <w:u w:val="single"/>
-          </w:rPr>
-          <w:t>25:20</w:t>
-        </w:r>
-      </w:hyperlink>
-      <w:r>
-        <w:rPr>
-          <w:lang w:val="sw_KE" w:bidi="sw_KE"/>
-        </w:rPr>
-        <w:t xml:space="preserve">; </w:t>
-      </w:r>
-      <w:hyperlink r:id="rId32">
-        <w:r>
-          <w:rPr>
-            <w:lang w:val="sw_KE" w:bidi="sw_KE"/>
-          </w:rPr>
-          <w:rPr>
-            <w:color w:val="0000EE"/>
-            <w:u w:val="single"/>
-          </w:rPr>
-          <w:t>28:1–7</w:t>
-        </w:r>
-      </w:hyperlink>
-      <w:r>
-        <w:rPr>
-          <w:lang w:val="sw_KE" w:bidi="sw_KE"/>
-        </w:rPr>
-        <w:t xml:space="preserve">; </w:t>
-      </w:r>
-      <w:hyperlink r:id="rId35">
-        <w:r>
-          <w:rPr>
-            <w:lang w:val="sw_KE" w:bidi="sw_KE"/>
-          </w:rPr>
-          <w:rPr>
-            <w:color w:val="0000EE"/>
-            <w:u w:val="single"/>
-          </w:rPr>
-          <w:t>Kumbukumbu la Torati 26:5</w:t>
-        </w:r>
-      </w:hyperlink>
-      <w:r>
-        <w:rPr>
-          <w:lang w:val="sw_KE" w:bidi="sw_KE"/>
-        </w:rPr>
-        <w:t xml:space="preserve">; </w:t>
-      </w:r>
-      <w:hyperlink r:id="rId56">
-        <w:r>
-          <w:rPr>
-            <w:lang w:val="sw_KE" w:bidi="sw_KE"/>
-          </w:rPr>
-          <w:rPr>
-            <w:color w:val="0000EE"/>
-            <w:u w:val="single"/>
-          </w:rPr>
-          <w:t>2 Samweli 8:3–4</w:t>
-        </w:r>
-      </w:hyperlink>
-      <w:r>
-        <w:rPr>
-          <w:lang w:val="sw_KE" w:bidi="sw_KE"/>
-        </w:rPr>
-        <w:t xml:space="preserve">; </w:t>
-      </w:r>
-      <w:hyperlink r:id="rId57">
-        <w:r>
-          <w:rPr>
-            <w:lang w:val="sw_KE" w:bidi="sw_KE"/>
-          </w:rPr>
-          <w:rPr>
-            <w:color w:val="0000EE"/>
-            <w:u w:val="single"/>
-          </w:rPr>
-          <w:t>10:17–19</w:t>
-        </w:r>
-      </w:hyperlink>
-      <w:r>
-        <w:rPr>
-          <w:lang w:val="sw_KE" w:bidi="sw_KE"/>
-        </w:rPr>
-        <w:t xml:space="preserve">; </w:t>
-      </w:r>
-      <w:hyperlink r:id="rId58">
-        <w:r>
-          <w:rPr>
-            <w:lang w:val="sw_KE" w:bidi="sw_KE"/>
-          </w:rPr>
-          <w:rPr>
-            <w:color w:val="0000EE"/>
-            <w:u w:val="single"/>
-          </w:rPr>
-          <w:t>1 Wafalme 15:18</w:t>
-        </w:r>
-      </w:hyperlink>
-      <w:r>
-        <w:rPr>
-          <w:lang w:val="sw_KE" w:bidi="sw_KE"/>
-        </w:rPr>
-        <w:t xml:space="preserve">; </w:t>
-      </w:r>
-      <w:hyperlink r:id="rId59">
-        <w:r>
-          <w:rPr>
-            <w:lang w:val="sw_KE" w:bidi="sw_KE"/>
-          </w:rPr>
-          <w:rPr>
-            <w:color w:val="0000EE"/>
-            <w:u w:val="single"/>
-          </w:rPr>
-          <w:t>1 Wafalme 20:1–34</w:t>
-        </w:r>
-      </w:hyperlink>
-      <w:r>
-        <w:rPr>
-          <w:lang w:val="sw_KE" w:bidi="sw_KE"/>
-        </w:rPr>
-        <w:t xml:space="preserve">; </w:t>
-      </w:r>
-      <w:hyperlink r:id="rId41">
-        <w:r>
-          <w:rPr>
-            <w:lang w:val="sw_KE" w:bidi="sw_KE"/>
-          </w:rPr>
-          <w:rPr>
-            <w:color w:val="0000EE"/>
-            <w:u w:val="single"/>
-          </w:rPr>
-          <w:t>22:29–37</w:t>
-        </w:r>
-      </w:hyperlink>
-      <w:r>
-        <w:rPr>
-          <w:lang w:val="sw_KE" w:bidi="sw_KE"/>
-        </w:rPr>
-        <w:t xml:space="preserve">; </w:t>
-      </w:r>
-      <w:hyperlink r:id="rId60">
-        <w:r>
-          <w:rPr>
-            <w:lang w:val="sw_KE" w:bidi="sw_KE"/>
-          </w:rPr>
-          <w:rPr>
-            <w:color w:val="0000EE"/>
-            <w:u w:val="single"/>
-          </w:rPr>
-          <w:t>2 Wafalme 13:25</w:t>
-        </w:r>
-      </w:hyperlink>
-      <w:r>
-        <w:rPr>
-          <w:lang w:val="sw_KE" w:bidi="sw_KE"/>
-        </w:rPr>
-        <w:t xml:space="preserve">; </w:t>
-      </w:r>
-      <w:hyperlink r:id="rId61">
-        <w:r>
-          <w:rPr>
-            <w:lang w:val="sw_KE" w:bidi="sw_KE"/>
-          </w:rPr>
-          <w:rPr>
-            <w:color w:val="0000EE"/>
-            <w:u w:val="single"/>
-          </w:rPr>
-          <w:t>16:9–13</w:t>
-        </w:r>
-      </w:hyperlink>
-      <w:r>
-        <w:rPr>
-          <w:lang w:val="sw_KE" w:bidi="sw_KE"/>
-        </w:rPr>
-        <w:t xml:space="preserve">; </w:t>
-      </w:r>
-      <w:hyperlink r:id="rId62">
-        <w:r>
-          <w:rPr>
-            <w:lang w:val="sw_KE" w:bidi="sw_KE"/>
-          </w:rPr>
-          <w:rPr>
-            <w:color w:val="0000EE"/>
-            <w:u w:val="single"/>
-          </w:rPr>
-          <w:t>17:24–34</w:t>
-        </w:r>
-      </w:hyperlink>
-      <w:r>
-        <w:rPr>
-          <w:lang w:val="sw_KE" w:bidi="sw_KE"/>
-        </w:rPr>
-        <w:t xml:space="preserve">; </w:t>
-      </w:r>
-      <w:hyperlink r:id="rId34">
-        <w:r>
-          <w:rPr>
-            <w:lang w:val="sw_KE" w:bidi="sw_KE"/>
-          </w:rPr>
-          <w:rPr>
-            <w:color w:val="0000EE"/>
-            <w:u w:val="single"/>
-          </w:rPr>
-          <w:t>Hosea 12:12</w:t>
-        </w:r>
-      </w:hyperlink>
-      <w:r>
-        <w:rPr>
-          <w:lang w:val="sw_KE" w:bidi="sw_KE"/>
-        </w:rPr>
-        <w:t xml:space="preserve">; </w:t>
-      </w:r>
-      <w:hyperlink r:id="rId63">
-        <w:r>
-          <w:rPr>
-            <w:lang w:val="sw_KE" w:bidi="sw_KE"/>
-          </w:rPr>
-          <w:rPr>
-            <w:color w:val="0000EE"/>
-            <w:u w:val="single"/>
-          </w:rPr>
-          <w:t>Amosi 1:5</w:t>
-        </w:r>
-      </w:hyperlink>
+      <w:r>
+        <w:rPr>
+          <w:lang w:val="sw_KE" w:bidi="sw_KE"/>
+        </w:rPr>
+        <w:t>Mwanzo 10:22–23</w:t>
+      </w:r>
+      <w:r>
+        <w:rPr>
+          <w:lang w:val="sw_KE" w:bidi="sw_KE"/>
+        </w:rPr>
+        <w:t xml:space="preserve">; </w:t>
+      </w:r>
+      <w:r>
+        <w:rPr>
+          <w:lang w:val="sw_KE" w:bidi="sw_KE"/>
+        </w:rPr>
+        <w:t>22:20–21</w:t>
+      </w:r>
+      <w:r>
+        <w:rPr>
+          <w:lang w:val="sw_KE" w:bidi="sw_KE"/>
+        </w:rPr>
+        <w:t xml:space="preserve">; </w:t>
+      </w:r>
+      <w:r>
+        <w:rPr>
+          <w:lang w:val="sw_KE" w:bidi="sw_KE"/>
+        </w:rPr>
+        <w:t>25:20</w:t>
+      </w:r>
+      <w:r>
+        <w:rPr>
+          <w:lang w:val="sw_KE" w:bidi="sw_KE"/>
+        </w:rPr>
+        <w:t xml:space="preserve">; </w:t>
+      </w:r>
+      <w:r>
+        <w:rPr>
+          <w:lang w:val="sw_KE" w:bidi="sw_KE"/>
+        </w:rPr>
+        <w:t>28:1–7</w:t>
+      </w:r>
+      <w:r>
+        <w:rPr>
+          <w:lang w:val="sw_KE" w:bidi="sw_KE"/>
+        </w:rPr>
+        <w:t xml:space="preserve">; </w:t>
+      </w:r>
+      <w:r>
+        <w:rPr>
+          <w:lang w:val="sw_KE" w:bidi="sw_KE"/>
+        </w:rPr>
+        <w:t>Kumbukumbu la Torati 26:5</w:t>
+      </w:r>
+      <w:r>
+        <w:rPr>
+          <w:lang w:val="sw_KE" w:bidi="sw_KE"/>
+        </w:rPr>
+        <w:t xml:space="preserve">; </w:t>
+      </w:r>
+      <w:r>
+        <w:rPr>
+          <w:lang w:val="sw_KE" w:bidi="sw_KE"/>
+        </w:rPr>
+        <w:t>2 Samweli 8:3–4</w:t>
+      </w:r>
+      <w:r>
+        <w:rPr>
+          <w:lang w:val="sw_KE" w:bidi="sw_KE"/>
+        </w:rPr>
+        <w:t xml:space="preserve">; </w:t>
+      </w:r>
+      <w:r>
+        <w:rPr>
+          <w:lang w:val="sw_KE" w:bidi="sw_KE"/>
+        </w:rPr>
+        <w:t>10:17–19</w:t>
+      </w:r>
+      <w:r>
+        <w:rPr>
+          <w:lang w:val="sw_KE" w:bidi="sw_KE"/>
+        </w:rPr>
+        <w:t xml:space="preserve">; </w:t>
+      </w:r>
+      <w:r>
+        <w:rPr>
+          <w:lang w:val="sw_KE" w:bidi="sw_KE"/>
+        </w:rPr>
+        <w:t>1 Wafalme 15:18</w:t>
+      </w:r>
+      <w:r>
+        <w:rPr>
+          <w:lang w:val="sw_KE" w:bidi="sw_KE"/>
+        </w:rPr>
+        <w:t xml:space="preserve">; </w:t>
+      </w:r>
+      <w:r>
+        <w:rPr>
+          <w:lang w:val="sw_KE" w:bidi="sw_KE"/>
+        </w:rPr>
+        <w:t>1 Wafalme 20:1–34</w:t>
+      </w:r>
+      <w:r>
+        <w:rPr>
+          <w:lang w:val="sw_KE" w:bidi="sw_KE"/>
+        </w:rPr>
+        <w:t xml:space="preserve">; </w:t>
+      </w:r>
+      <w:r>
+        <w:rPr>
+          <w:lang w:val="sw_KE" w:bidi="sw_KE"/>
+        </w:rPr>
+        <w:t>22:29–37</w:t>
+      </w:r>
+      <w:r>
+        <w:rPr>
+          <w:lang w:val="sw_KE" w:bidi="sw_KE"/>
+        </w:rPr>
+        <w:t xml:space="preserve">; </w:t>
+      </w:r>
+      <w:r>
+        <w:rPr>
+          <w:lang w:val="sw_KE" w:bidi="sw_KE"/>
+        </w:rPr>
+        <w:t>2 Wafalme 13:25</w:t>
+      </w:r>
+      <w:r>
+        <w:rPr>
+          <w:lang w:val="sw_KE" w:bidi="sw_KE"/>
+        </w:rPr>
+        <w:t xml:space="preserve">; </w:t>
+      </w:r>
+      <w:r>
+        <w:rPr>
+          <w:lang w:val="sw_KE" w:bidi="sw_KE"/>
+        </w:rPr>
+        <w:t>16:9–13</w:t>
+      </w:r>
+      <w:r>
+        <w:rPr>
+          <w:lang w:val="sw_KE" w:bidi="sw_KE"/>
+        </w:rPr>
+        <w:t xml:space="preserve">; </w:t>
+      </w:r>
+      <w:r>
+        <w:rPr>
+          <w:lang w:val="sw_KE" w:bidi="sw_KE"/>
+        </w:rPr>
+        <w:t>17:24–34</w:t>
+      </w:r>
+      <w:r>
+        <w:rPr>
+          <w:lang w:val="sw_KE" w:bidi="sw_KE"/>
+        </w:rPr>
+        <w:t xml:space="preserve">; </w:t>
+      </w:r>
+      <w:r>
+        <w:rPr>
+          <w:lang w:val="sw_KE" w:bidi="sw_KE"/>
+        </w:rPr>
+        <w:t>Hosea 12:12</w:t>
+      </w:r>
+      <w:r>
+        <w:rPr>
+          <w:lang w:val="sw_KE" w:bidi="sw_KE"/>
+        </w:rPr>
+        <w:t xml:space="preserve">; </w:t>
+      </w:r>
+      <w:r>
+        <w:rPr>
+          <w:lang w:val="sw_KE" w:bidi="sw_KE"/>
+        </w:rPr>
+        <w:t>Amosi 1:5</w:t>
+      </w:r>
       <w:r>
         <w:rPr>
           <w:lang w:val="sw_KE" w:bidi="sw_KE"/>
@@ -1560,18 +1206,13 @@
         </w:rPr>
         <w:t xml:space="preserve">Tazama </w:t>
       </w:r>
-      <w:hyperlink r:id="rId64">
-        <w:r>
-          <w:rPr>
-            <w:lang w:val="sw_KE" w:bidi="sw_KE"/>
-          </w:rPr>
-          <w:rPr>
-            <w:color w:val="0000EE"/>
-            <w:u w:val="single"/>
-          </w:rPr>
-          <w:t>Luka 2:1</w:t>
-        </w:r>
-      </w:hyperlink>
+      <w:r>
+        <w:rPr>
+          <w:i/>
+          <w:lang w:val="sw_KE" w:bidi="sw_KE"/>
+        </w:rPr>
+        <w:t>Luka 2:1</w:t>
+      </w:r>
       <w:r>
         <w:rPr>
           <w:lang w:val="sw_KE" w:bidi="sw_KE"/>
@@ -1611,37 +1252,27 @@
         </w:rPr>
         <w:t xml:space="preserve">Tazama </w:t>
       </w:r>
-      <w:hyperlink r:id="rId65">
-        <w:r>
-          <w:rPr>
-            <w:lang w:val="sw_KE" w:bidi="sw_KE"/>
-          </w:rPr>
-          <w:rPr>
-            <w:color w:val="0000EE"/>
-            <w:u w:val="single"/>
-          </w:rPr>
-          <w:t>Luka 3:1</w:t>
-        </w:r>
-      </w:hyperlink>
       <w:r>
         <w:rPr>
           <w:i/>
           <w:lang w:val="sw_KE" w:bidi="sw_KE"/>
         </w:rPr>
-        <w:t xml:space="preserve">; </w:t>
-      </w:r>
-      <w:hyperlink r:id="rId66">
-        <w:r>
-          <w:rPr>
-            <w:lang w:val="sw_KE" w:bidi="sw_KE"/>
-          </w:rPr>
-          <w:rPr>
-            <w:color w:val="0000EE"/>
-            <w:u w:val="single"/>
-          </w:rPr>
-          <w:t>Yohana 19:12</w:t>
-        </w:r>
-      </w:hyperlink>
+        <w:t>Luka 3:1</w:t>
+      </w:r>
+      <w:r>
+        <w:rPr>
+          <w:i/>
+          <w:lang w:val="sw_KE" w:bidi="sw_KE"/>
+        </w:rPr>
+        <w:t xml:space="preserve">; </w:t>
+      </w:r>
+      <w:r>
+        <w:rPr>
+          <w:i/>
+          <w:lang w:val="sw_KE" w:bidi="sw_KE"/>
+        </w:rPr>
+        <w:t>Yohana 19:12</w:t>
+      </w:r>
       <w:r>
         <w:rPr>
           <w:lang w:val="sw_KE" w:bidi="sw_KE"/>
@@ -1712,18 +1343,13 @@
         </w:rPr>
         <w:t xml:space="preserve">Tazama </w:t>
       </w:r>
-      <w:hyperlink r:id="rId67">
-        <w:r>
-          <w:rPr>
-            <w:lang w:val="sw_KE" w:bidi="sw_KE"/>
-          </w:rPr>
-          <w:rPr>
-            <w:color w:val="0000EE"/>
-            <w:u w:val="single"/>
-          </w:rPr>
-          <w:t>Matendo 18:2</w:t>
-        </w:r>
-      </w:hyperlink>
+      <w:r>
+        <w:rPr>
+          <w:i/>
+          <w:lang w:val="sw_KE" w:bidi="sw_KE"/>
+        </w:rPr>
+        <w:t>Matendo 18:2</w:t>
+      </w:r>
       <w:r>
         <w:rPr>
           <w:lang w:val="sw_KE" w:bidi="sw_KE"/>
@@ -1763,37 +1389,27 @@
         </w:rPr>
         <w:t xml:space="preserve">Tazama </w:t>
       </w:r>
-      <w:hyperlink r:id="rId68">
-        <w:r>
-          <w:rPr>
-            <w:lang w:val="sw_KE" w:bidi="sw_KE"/>
-          </w:rPr>
-          <w:rPr>
-            <w:color w:val="0000EE"/>
-            <w:u w:val="single"/>
-          </w:rPr>
-          <w:t>Matendo 25:11</w:t>
-        </w:r>
-      </w:hyperlink>
       <w:r>
         <w:rPr>
           <w:i/>
           <w:lang w:val="sw_KE" w:bidi="sw_KE"/>
         </w:rPr>
-        <w:t xml:space="preserve">; </w:t>
-      </w:r>
-      <w:hyperlink r:id="rId69">
-        <w:r>
-          <w:rPr>
-            <w:lang w:val="sw_KE" w:bidi="sw_KE"/>
-          </w:rPr>
-          <w:rPr>
-            <w:color w:val="0000EE"/>
-            <w:u w:val="single"/>
-          </w:rPr>
-          <w:t>Warumi 13:1–7</w:t>
-        </w:r>
-      </w:hyperlink>
+        <w:t>Matendo 25:11</w:t>
+      </w:r>
+      <w:r>
+        <w:rPr>
+          <w:i/>
+          <w:lang w:val="sw_KE" w:bidi="sw_KE"/>
+        </w:rPr>
+        <w:t xml:space="preserve">; </w:t>
+      </w:r>
+      <w:r>
+        <w:rPr>
+          <w:i/>
+          <w:lang w:val="sw_KE" w:bidi="sw_KE"/>
+        </w:rPr>
+        <w:t>Warumi 13:1–7</w:t>
+      </w:r>
       <w:r>
         <w:rPr>
           <w:lang w:val="sw_KE" w:bidi="sw_KE"/>
@@ -1898,18 +1514,12 @@
           <w:lang w:val="sw_KE" w:bidi="sw_KE"/>
         </w:rPr>
       </w:r>
-      <w:hyperlink r:id="rId70">
-        <w:r>
-          <w:rPr>
-            <w:lang w:val="sw_KE" w:bidi="sw_KE"/>
-          </w:rPr>
-          <w:rPr>
-            <w:color w:val="0000EE"/>
-            <w:u w:val="single"/>
-          </w:rPr>
-          <w:t>Ufunuo 17:9–11</w:t>
-        </w:r>
-      </w:hyperlink>
+      <w:r>
+        <w:rPr>
+          <w:lang w:val="sw_KE" w:bidi="sw_KE"/>
+        </w:rPr>
+        <w:t>Ufunuo 17:9–11</w:t>
+      </w:r>
       <w:r>
         <w:rPr>
           <w:lang w:val="sw_KE" w:bidi="sw_KE"/>
@@ -2066,234 +1676,156 @@
         </w:rPr>
         <w:t xml:space="preserve">Wafilisti hawakuwa rahisi kushinda; walikuwa na ujuzi katika siasa na teknolojia. Walikuwa pia wapiganaji hodari. Teknolojia yao ya chuma iliwafanya kuwa maadui karibu wasioshindika (tazama </w:t>
       </w:r>
-      <w:hyperlink r:id="rId71">
-        <w:r>
-          <w:rPr>
-            <w:lang w:val="sw_KE" w:bidi="sw_KE"/>
-          </w:rPr>
-          <w:rPr>
-            <w:color w:val="0000EE"/>
-            <w:u w:val="single"/>
-          </w:rPr>
-          <w:t>1 Samweli 13:19–22</w:t>
-        </w:r>
-      </w:hyperlink>
+      <w:r>
+        <w:rPr>
+          <w:lang w:val="sw_KE" w:bidi="sw_KE"/>
+        </w:rPr>
+        <w:t>1 Samweli 13:19–22</w:t>
+      </w:r>
       <w:r>
         <w:rPr>
           <w:lang w:val="sw_KE" w:bidi="sw_KE"/>
         </w:rPr>
         <w:t>). Mara nyingi walipigana na Waisraeli wakati wa Waamuzi, karibu mwaka wa 1350 hadi 1050 KK, na wakati wa ufalme wa kwanza ulio unganishwa, kutoka takriban mwaka wa 1050 hadi 970 KK. Sauli alikufa akipigana na Wafilisti (</w:t>
       </w:r>
-      <w:hyperlink r:id="rId72">
-        <w:r>
-          <w:rPr>
-            <w:lang w:val="sw_KE" w:bidi="sw_KE"/>
-          </w:rPr>
-          <w:rPr>
-            <w:color w:val="0000EE"/>
-            <w:u w:val="single"/>
-          </w:rPr>
-          <w:t>1 Samweli 31:1–13</w:t>
-        </w:r>
-      </w:hyperlink>
+      <w:r>
+        <w:rPr>
+          <w:lang w:val="sw_KE" w:bidi="sw_KE"/>
+        </w:rPr>
+        <w:t>1 Samweli 31:1–13</w:t>
+      </w:r>
       <w:r>
         <w:rPr>
           <w:lang w:val="sw_KE" w:bidi="sw_KE"/>
         </w:rPr>
         <w:t>). Hata hivyo, Daudi aliwashinda kabla hajawa mfalme (</w:t>
       </w:r>
-      <w:hyperlink r:id="rId73">
-        <w:r>
-          <w:rPr>
-            <w:lang w:val="sw_KE" w:bidi="sw_KE"/>
-          </w:rPr>
-          <w:rPr>
-            <w:color w:val="0000EE"/>
-            <w:u w:val="single"/>
-          </w:rPr>
-          <w:t>1 Samweli 18:20–30</w:t>
-        </w:r>
-      </w:hyperlink>
-      <w:r>
-        <w:rPr>
-          <w:lang w:val="sw_KE" w:bidi="sw_KE"/>
-        </w:rPr>
-        <w:t xml:space="preserve">; </w:t>
-      </w:r>
-      <w:hyperlink r:id="rId74">
-        <w:r>
-          <w:rPr>
-            <w:lang w:val="sw_KE" w:bidi="sw_KE"/>
-          </w:rPr>
-          <w:rPr>
-            <w:color w:val="0000EE"/>
-            <w:u w:val="single"/>
-          </w:rPr>
-          <w:t>19:8</w:t>
-        </w:r>
-      </w:hyperlink>
-      <w:r>
-        <w:rPr>
-          <w:lang w:val="sw_KE" w:bidi="sw_KE"/>
-        </w:rPr>
-        <w:t xml:space="preserve">; </w:t>
-      </w:r>
-      <w:hyperlink r:id="rId75">
-        <w:r>
-          <w:rPr>
-            <w:lang w:val="sw_KE" w:bidi="sw_KE"/>
-          </w:rPr>
-          <w:rPr>
-            <w:color w:val="0000EE"/>
-            <w:u w:val="single"/>
-          </w:rPr>
-          <w:t>23:1–5</w:t>
-        </w:r>
-      </w:hyperlink>
+      <w:r>
+        <w:rPr>
+          <w:lang w:val="sw_KE" w:bidi="sw_KE"/>
+        </w:rPr>
+        <w:t>1 Samweli 18:20–30</w:t>
+      </w:r>
+      <w:r>
+        <w:rPr>
+          <w:lang w:val="sw_KE" w:bidi="sw_KE"/>
+        </w:rPr>
+        <w:t xml:space="preserve">; </w:t>
+      </w:r>
+      <w:r>
+        <w:rPr>
+          <w:lang w:val="sw_KE" w:bidi="sw_KE"/>
+        </w:rPr>
+        <w:t>19:8</w:t>
+      </w:r>
+      <w:r>
+        <w:rPr>
+          <w:lang w:val="sw_KE" w:bidi="sw_KE"/>
+        </w:rPr>
+        <w:t xml:space="preserve">; </w:t>
+      </w:r>
+      <w:r>
+        <w:rPr>
+          <w:lang w:val="sw_KE" w:bidi="sw_KE"/>
+        </w:rPr>
+        <w:t>23:1–5</w:t>
+      </w:r>
       <w:r>
         <w:rPr>
           <w:lang w:val="sw_KE" w:bidi="sw_KE"/>
         </w:rPr>
         <w:t>) na aliendelea kuwashinda wakati wa utawala wake (</w:t>
       </w:r>
-      <w:hyperlink r:id="rId76">
-        <w:r>
-          <w:rPr>
-            <w:lang w:val="sw_KE" w:bidi="sw_KE"/>
-          </w:rPr>
-          <w:rPr>
-            <w:color w:val="0000EE"/>
-            <w:u w:val="single"/>
-          </w:rPr>
-          <w:t>2 Samweli 5:17–25</w:t>
-        </w:r>
-      </w:hyperlink>
-      <w:r>
-        <w:rPr>
-          <w:lang w:val="sw_KE" w:bidi="sw_KE"/>
-        </w:rPr>
-        <w:t xml:space="preserve">; </w:t>
-      </w:r>
-      <w:hyperlink r:id="rId77">
-        <w:r>
-          <w:rPr>
-            <w:lang w:val="sw_KE" w:bidi="sw_KE"/>
-          </w:rPr>
-          <w:rPr>
-            <w:color w:val="0000EE"/>
-            <w:u w:val="single"/>
-          </w:rPr>
-          <w:t>8:1</w:t>
-        </w:r>
-      </w:hyperlink>
-      <w:r>
-        <w:rPr>
-          <w:lang w:val="sw_KE" w:bidi="sw_KE"/>
-        </w:rPr>
-        <w:t xml:space="preserve">; </w:t>
-      </w:r>
-      <w:hyperlink r:id="rId78">
-        <w:r>
-          <w:rPr>
-            <w:lang w:val="sw_KE" w:bidi="sw_KE"/>
-          </w:rPr>
-          <w:rPr>
-            <w:color w:val="0000EE"/>
-            <w:u w:val="single"/>
-          </w:rPr>
-          <w:t>21:15–22</w:t>
-        </w:r>
-      </w:hyperlink>
+      <w:r>
+        <w:rPr>
+          <w:lang w:val="sw_KE" w:bidi="sw_KE"/>
+        </w:rPr>
+        <w:t>2 Samweli 5:17–25</w:t>
+      </w:r>
+      <w:r>
+        <w:rPr>
+          <w:lang w:val="sw_KE" w:bidi="sw_KE"/>
+        </w:rPr>
+        <w:t xml:space="preserve">; </w:t>
+      </w:r>
+      <w:r>
+        <w:rPr>
+          <w:lang w:val="sw_KE" w:bidi="sw_KE"/>
+        </w:rPr>
+        <w:t>8:1</w:t>
+      </w:r>
+      <w:r>
+        <w:rPr>
+          <w:lang w:val="sw_KE" w:bidi="sw_KE"/>
+        </w:rPr>
+        <w:t xml:space="preserve">; </w:t>
+      </w:r>
+      <w:r>
+        <w:rPr>
+          <w:lang w:val="sw_KE" w:bidi="sw_KE"/>
+        </w:rPr>
+        <w:t>21:15–22</w:t>
+      </w:r>
       <w:r>
         <w:rPr>
           <w:lang w:val="sw_KE" w:bidi="sw_KE"/>
         </w:rPr>
         <w:t>). Ingawa Wafilisti hawakuwahi kutoweka kabisa wakati Israeli ilikuwepo kama taifa (</w:t>
       </w:r>
-      <w:hyperlink r:id="rId79">
-        <w:r>
-          <w:rPr>
-            <w:lang w:val="sw_KE" w:bidi="sw_KE"/>
-          </w:rPr>
-          <w:rPr>
-            <w:color w:val="0000EE"/>
-            <w:u w:val="single"/>
-          </w:rPr>
-          <w:t>2 Wafalme 18:8</w:t>
-        </w:r>
-      </w:hyperlink>
-      <w:r>
-        <w:rPr>
-          <w:lang w:val="sw_KE" w:bidi="sw_KE"/>
-        </w:rPr>
-        <w:t xml:space="preserve">; </w:t>
-      </w:r>
-      <w:hyperlink r:id="rId80">
-        <w:r>
-          <w:rPr>
-            <w:lang w:val="sw_KE" w:bidi="sw_KE"/>
-          </w:rPr>
-          <w:rPr>
-            <w:color w:val="0000EE"/>
-            <w:u w:val="single"/>
-          </w:rPr>
-          <w:t>2 Mambo ya Nyakati 17:11</w:t>
-        </w:r>
-      </w:hyperlink>
-      <w:r>
-        <w:rPr>
-          <w:lang w:val="sw_KE" w:bidi="sw_KE"/>
-        </w:rPr>
-        <w:t xml:space="preserve">; </w:t>
-      </w:r>
-      <w:hyperlink r:id="rId81">
-        <w:r>
-          <w:rPr>
-            <w:lang w:val="sw_KE" w:bidi="sw_KE"/>
-          </w:rPr>
-          <w:rPr>
-            <w:color w:val="0000EE"/>
-            <w:u w:val="single"/>
-          </w:rPr>
-          <w:t>21:16–17</w:t>
-        </w:r>
-      </w:hyperlink>
-      <w:r>
-        <w:rPr>
-          <w:lang w:val="sw_KE" w:bidi="sw_KE"/>
-        </w:rPr>
-        <w:t xml:space="preserve">; </w:t>
-      </w:r>
-      <w:hyperlink r:id="rId82">
-        <w:r>
-          <w:rPr>
-            <w:lang w:val="sw_KE" w:bidi="sw_KE"/>
-          </w:rPr>
-          <w:rPr>
-            <w:color w:val="0000EE"/>
-            <w:u w:val="single"/>
-          </w:rPr>
-          <w:t>26:6–7</w:t>
-        </w:r>
-      </w:hyperlink>
-      <w:r>
-        <w:rPr>
-          <w:lang w:val="sw_KE" w:bidi="sw_KE"/>
-        </w:rPr>
-        <w:t xml:space="preserve">; </w:t>
-      </w:r>
-      <w:hyperlink r:id="rId83">
-        <w:r>
-          <w:rPr>
-            <w:lang w:val="sw_KE" w:bidi="sw_KE"/>
-          </w:rPr>
-          <w:rPr>
-            <w:color w:val="0000EE"/>
-            <w:u w:val="single"/>
-          </w:rPr>
-          <w:t>28:18</w:t>
-        </w:r>
-      </w:hyperlink>
+      <w:r>
+        <w:rPr>
+          <w:lang w:val="sw_KE" w:bidi="sw_KE"/>
+        </w:rPr>
+        <w:t>2 Wafalme 18:8</w:t>
+      </w:r>
+      <w:r>
+        <w:rPr>
+          <w:lang w:val="sw_KE" w:bidi="sw_KE"/>
+        </w:rPr>
+        <w:t xml:space="preserve">; </w:t>
+      </w:r>
+      <w:r>
+        <w:rPr>
+          <w:lang w:val="sw_KE" w:bidi="sw_KE"/>
+        </w:rPr>
+        <w:t>2 Mambo ya Nyakati 17:11</w:t>
+      </w:r>
+      <w:r>
+        <w:rPr>
+          <w:lang w:val="sw_KE" w:bidi="sw_KE"/>
+        </w:rPr>
+        <w:t xml:space="preserve">; </w:t>
+      </w:r>
+      <w:r>
+        <w:rPr>
+          <w:lang w:val="sw_KE" w:bidi="sw_KE"/>
+        </w:rPr>
+        <w:t>21:16–17</w:t>
+      </w:r>
+      <w:r>
+        <w:rPr>
+          <w:lang w:val="sw_KE" w:bidi="sw_KE"/>
+        </w:rPr>
+        <w:t xml:space="preserve">; </w:t>
+      </w:r>
+      <w:r>
+        <w:rPr>
+          <w:lang w:val="sw_KE" w:bidi="sw_KE"/>
+        </w:rPr>
+        <w:t>26:6–7</w:t>
+      </w:r>
+      <w:r>
+        <w:rPr>
+          <w:lang w:val="sw_KE" w:bidi="sw_KE"/>
+        </w:rPr>
+        <w:t xml:space="preserve">; </w:t>
+      </w:r>
+      <w:r>
+        <w:rPr>
+          <w:lang w:val="sw_KE" w:bidi="sw_KE"/>
+        </w:rPr>
+        <w:t>28:18</w:t>
+      </w:r>
       <w:r>
         <w:rPr>
           <w:lang w:val="sw_KE" w:bidi="sw_KE"/>
@@ -2314,180 +1846,120 @@
         </w:rPr>
         <w:t>Kwenye 1 Samweli, Mungu alitumia Wafilisti kuondoa familia ya Eli yenye dhambi (</w:t>
       </w:r>
-      <w:hyperlink r:id="rId84">
-        <w:r>
-          <w:rPr>
-            <w:lang w:val="sw_KE" w:bidi="sw_KE"/>
-          </w:rPr>
-          <w:rPr>
-            <w:color w:val="0000EE"/>
-            <w:u w:val="single"/>
-          </w:rPr>
-          <w:t>1 Samweli 4:10–22</w:t>
-        </w:r>
-      </w:hyperlink>
+      <w:r>
+        <w:rPr>
+          <w:lang w:val="sw_KE" w:bidi="sw_KE"/>
+        </w:rPr>
+        <w:t>1 Samweli 4:10–22</w:t>
+      </w:r>
       <w:r>
         <w:rPr>
           <w:lang w:val="sw_KE" w:bidi="sw_KE"/>
         </w:rPr>
         <w:t>). Wafilisti pia walichangia katika kujenga nguvu za kijeshi na kisiasa za Daudi (</w:t>
       </w:r>
-      <w:hyperlink r:id="rId85">
-        <w:r>
-          <w:rPr>
-            <w:lang w:val="sw_KE" w:bidi="sw_KE"/>
-          </w:rPr>
-          <w:rPr>
-            <w:color w:val="0000EE"/>
-            <w:u w:val="single"/>
-          </w:rPr>
-          <w:t>1 Samweli 17:32–58</w:t>
-        </w:r>
-      </w:hyperlink>
-      <w:r>
-        <w:rPr>
-          <w:lang w:val="sw_KE" w:bidi="sw_KE"/>
-        </w:rPr>
-        <w:t xml:space="preserve">; </w:t>
-      </w:r>
-      <w:hyperlink r:id="rId73">
-        <w:r>
-          <w:rPr>
-            <w:lang w:val="sw_KE" w:bidi="sw_KE"/>
-          </w:rPr>
-          <w:rPr>
-            <w:color w:val="0000EE"/>
-            <w:u w:val="single"/>
-          </w:rPr>
-          <w:t>18:20–30</w:t>
-        </w:r>
-      </w:hyperlink>
+      <w:r>
+        <w:rPr>
+          <w:lang w:val="sw_KE" w:bidi="sw_KE"/>
+        </w:rPr>
+        <w:t>1 Samweli 17:32–58</w:t>
+      </w:r>
+      <w:r>
+        <w:rPr>
+          <w:lang w:val="sw_KE" w:bidi="sw_KE"/>
+        </w:rPr>
+        <w:t xml:space="preserve">; </w:t>
+      </w:r>
+      <w:r>
+        <w:rPr>
+          <w:lang w:val="sw_KE" w:bidi="sw_KE"/>
+        </w:rPr>
+        <w:t>18:20–30</w:t>
+      </w:r>
       <w:r>
         <w:rPr>
           <w:lang w:val="sw_KE" w:bidi="sw_KE"/>
         </w:rPr>
         <w:t>). Walimvuruga Sauli alipokuwa karibu kumkamata Daudi (</w:t>
       </w:r>
-      <w:hyperlink r:id="rId86">
-        <w:r>
-          <w:rPr>
-            <w:lang w:val="sw_KE" w:bidi="sw_KE"/>
-          </w:rPr>
-          <w:rPr>
-            <w:color w:val="0000EE"/>
-            <w:u w:val="single"/>
-          </w:rPr>
-          <w:t>1 Samweli 23:26–28</w:t>
-        </w:r>
-      </w:hyperlink>
+      <w:r>
+        <w:rPr>
+          <w:lang w:val="sw_KE" w:bidi="sw_KE"/>
+        </w:rPr>
+        <w:t>1 Samweli 23:26–28</w:t>
+      </w:r>
       <w:r>
         <w:rPr>
           <w:lang w:val="sw_KE" w:bidi="sw_KE"/>
         </w:rPr>
         <w:t>). Walimpa Daudi hifadhi dhidi ya Sauli (</w:t>
       </w:r>
-      <w:hyperlink r:id="rId87">
-        <w:r>
-          <w:rPr>
-            <w:lang w:val="sw_KE" w:bidi="sw_KE"/>
-          </w:rPr>
-          <w:rPr>
-            <w:color w:val="0000EE"/>
-            <w:u w:val="single"/>
-          </w:rPr>
-          <w:t>1 Samweli 21:10–15</w:t>
-        </w:r>
-      </w:hyperlink>
-      <w:r>
-        <w:rPr>
-          <w:lang w:val="sw_KE" w:bidi="sw_KE"/>
-        </w:rPr>
-        <w:t xml:space="preserve">; </w:t>
-      </w:r>
-      <w:hyperlink r:id="rId88">
-        <w:r>
-          <w:rPr>
-            <w:lang w:val="sw_KE" w:bidi="sw_KE"/>
-          </w:rPr>
-          <w:rPr>
-            <w:color w:val="0000EE"/>
-            <w:u w:val="single"/>
-          </w:rPr>
-          <w:t>27:1–12</w:t>
-        </w:r>
-      </w:hyperlink>
+      <w:r>
+        <w:rPr>
+          <w:lang w:val="sw_KE" w:bidi="sw_KE"/>
+        </w:rPr>
+        <w:t>1 Samweli 21:10–15</w:t>
+      </w:r>
+      <w:r>
+        <w:rPr>
+          <w:lang w:val="sw_KE" w:bidi="sw_KE"/>
+        </w:rPr>
+        <w:t xml:space="preserve">; </w:t>
+      </w:r>
+      <w:r>
+        <w:rPr>
+          <w:lang w:val="sw_KE" w:bidi="sw_KE"/>
+        </w:rPr>
+        <w:t>27:1–12</w:t>
+      </w:r>
       <w:r>
         <w:rPr>
           <w:lang w:val="sw_KE" w:bidi="sw_KE"/>
         </w:rPr>
         <w:t>). Walimzuia Daudi kupigana na watu wake mwenyewe (</w:t>
       </w:r>
-      <w:hyperlink r:id="rId89">
-        <w:r>
-          <w:rPr>
-            <w:lang w:val="sw_KE" w:bidi="sw_KE"/>
-          </w:rPr>
-          <w:rPr>
-            <w:color w:val="0000EE"/>
-            <w:u w:val="single"/>
-          </w:rPr>
-          <w:t>1 Samweli 29:1–11</w:t>
-        </w:r>
-      </w:hyperlink>
+      <w:r>
+        <w:rPr>
+          <w:lang w:val="sw_KE" w:bidi="sw_KE"/>
+        </w:rPr>
+        <w:t>1 Samweli 29:1–11</w:t>
+      </w:r>
       <w:r>
         <w:rPr>
           <w:lang w:val="sw_KE" w:bidi="sw_KE"/>
         </w:rPr>
         <w:t>). Waliua Sauli na wanawe (</w:t>
       </w:r>
-      <w:hyperlink r:id="rId72">
-        <w:r>
-          <w:rPr>
-            <w:lang w:val="sw_KE" w:bidi="sw_KE"/>
-          </w:rPr>
-          <w:rPr>
-            <w:color w:val="0000EE"/>
-            <w:u w:val="single"/>
-          </w:rPr>
-          <w:t>1 Samweli 31:1–13</w:t>
-        </w:r>
-      </w:hyperlink>
+      <w:r>
+        <w:rPr>
+          <w:lang w:val="sw_KE" w:bidi="sw_KE"/>
+        </w:rPr>
+        <w:t>1 Samweli 31:1–13</w:t>
+      </w:r>
       <w:r>
         <w:rPr>
           <w:lang w:val="sw_KE" w:bidi="sw_KE"/>
         </w:rPr>
         <w:t xml:space="preserve">), jambo lililomuwezesha Daudi kuwa mfalme. Hata hivyo, mwishowe, Wafilisti walipata hukumu ya Mungu (tazama </w:t>
       </w:r>
-      <w:hyperlink r:id="rId90">
-        <w:r>
-          <w:rPr>
-            <w:lang w:val="sw_KE" w:bidi="sw_KE"/>
-          </w:rPr>
-          <w:rPr>
-            <w:color w:val="0000EE"/>
-            <w:u w:val="single"/>
-          </w:rPr>
-          <w:t>Ezekieli 25:15–17</w:t>
-        </w:r>
-      </w:hyperlink>
-      <w:r>
-        <w:rPr>
-          <w:lang w:val="sw_KE" w:bidi="sw_KE"/>
-        </w:rPr>
-        <w:t xml:space="preserve">; </w:t>
-      </w:r>
-      <w:hyperlink r:id="rId91">
-        <w:r>
-          <w:rPr>
-            <w:lang w:val="sw_KE" w:bidi="sw_KE"/>
-          </w:rPr>
-          <w:rPr>
-            <w:color w:val="0000EE"/>
-            <w:u w:val="single"/>
-          </w:rPr>
-          <w:t>Amosi 1:6–8</w:t>
-        </w:r>
-      </w:hyperlink>
+      <w:r>
+        <w:rPr>
+          <w:lang w:val="sw_KE" w:bidi="sw_KE"/>
+        </w:rPr>
+        <w:t>Ezekieli 25:15–17</w:t>
+      </w:r>
+      <w:r>
+        <w:rPr>
+          <w:lang w:val="sw_KE" w:bidi="sw_KE"/>
+        </w:rPr>
+        <w:t xml:space="preserve">; </w:t>
+      </w:r>
+      <w:r>
+        <w:rPr>
+          <w:lang w:val="sw_KE" w:bidi="sw_KE"/>
+        </w:rPr>
+        <w:t>Amosi 1:6–8</w:t>
+      </w:r>
       <w:r>
         <w:rPr>
           <w:lang w:val="sw_KE" w:bidi="sw_KE"/>
@@ -2517,378 +1989,252 @@
           <w:lang w:val="sw_KE" w:bidi="sw_KE"/>
         </w:rPr>
       </w:r>
-      <w:hyperlink r:id="rId92">
-        <w:r>
-          <w:rPr>
-            <w:lang w:val="sw_KE" w:bidi="sw_KE"/>
-          </w:rPr>
-          <w:rPr>
-            <w:color w:val="0000EE"/>
-            <w:u w:val="single"/>
-          </w:rPr>
-          <w:t>Mwanzo 10:13–14</w:t>
-        </w:r>
-      </w:hyperlink>
-      <w:r>
-        <w:rPr>
-          <w:lang w:val="sw_KE" w:bidi="sw_KE"/>
-        </w:rPr>
-        <w:t xml:space="preserve">; </w:t>
-      </w:r>
-      <w:hyperlink r:id="rId93">
-        <w:r>
-          <w:rPr>
-            <w:lang w:val="sw_KE" w:bidi="sw_KE"/>
-          </w:rPr>
-          <w:rPr>
-            <w:color w:val="0000EE"/>
-            <w:u w:val="single"/>
-          </w:rPr>
-          <w:t>Waamuzi 3:1–3</w:t>
-        </w:r>
-      </w:hyperlink>
-      <w:r>
-        <w:rPr>
-          <w:lang w:val="sw_KE" w:bidi="sw_KE"/>
-        </w:rPr>
-        <w:t xml:space="preserve">; </w:t>
-      </w:r>
-      <w:hyperlink r:id="rId94">
-        <w:r>
-          <w:rPr>
-            <w:lang w:val="sw_KE" w:bidi="sw_KE"/>
-          </w:rPr>
-          <w:rPr>
-            <w:color w:val="0000EE"/>
-            <w:u w:val="single"/>
-          </w:rPr>
-          <w:t>Waamuzi 13:1–16:31</w:t>
-        </w:r>
-      </w:hyperlink>
-      <w:r>
-        <w:rPr>
-          <w:lang w:val="sw_KE" w:bidi="sw_KE"/>
-        </w:rPr>
-        <w:t xml:space="preserve">; </w:t>
-      </w:r>
-      <w:hyperlink r:id="rId95">
-        <w:r>
-          <w:rPr>
-            <w:lang w:val="sw_KE" w:bidi="sw_KE"/>
-          </w:rPr>
-          <w:rPr>
-            <w:color w:val="0000EE"/>
-            <w:u w:val="single"/>
-          </w:rPr>
-          <w:t>1 Samweli 5:1–6:18</w:t>
-        </w:r>
-      </w:hyperlink>
-      <w:r>
-        <w:rPr>
-          <w:lang w:val="sw_KE" w:bidi="sw_KE"/>
-        </w:rPr>
-        <w:t xml:space="preserve">; </w:t>
-      </w:r>
-      <w:hyperlink r:id="rId96">
-        <w:r>
-          <w:rPr>
-            <w:lang w:val="sw_KE" w:bidi="sw_KE"/>
-          </w:rPr>
-          <w:rPr>
-            <w:color w:val="0000EE"/>
-            <w:u w:val="single"/>
-          </w:rPr>
-          <w:t>13:16–14:23</w:t>
-        </w:r>
-      </w:hyperlink>
-      <w:r>
-        <w:rPr>
-          <w:lang w:val="sw_KE" w:bidi="sw_KE"/>
-        </w:rPr>
-        <w:t xml:space="preserve">; </w:t>
-      </w:r>
-      <w:hyperlink r:id="rId87">
-        <w:r>
-          <w:rPr>
-            <w:lang w:val="sw_KE" w:bidi="sw_KE"/>
-          </w:rPr>
-          <w:rPr>
-            <w:color w:val="0000EE"/>
-            <w:u w:val="single"/>
-          </w:rPr>
-          <w:t>21:10–15</w:t>
-        </w:r>
-      </w:hyperlink>
-      <w:r>
-        <w:rPr>
-          <w:lang w:val="sw_KE" w:bidi="sw_KE"/>
-        </w:rPr>
-        <w:t xml:space="preserve">; </w:t>
-      </w:r>
-      <w:hyperlink r:id="rId75">
-        <w:r>
-          <w:rPr>
-            <w:lang w:val="sw_KE" w:bidi="sw_KE"/>
-          </w:rPr>
-          <w:rPr>
-            <w:color w:val="0000EE"/>
-            <w:u w:val="single"/>
-          </w:rPr>
-          <w:t>23:1–5</w:t>
-        </w:r>
-      </w:hyperlink>
+      <w:r>
+        <w:rPr>
+          <w:lang w:val="sw_KE" w:bidi="sw_KE"/>
+        </w:rPr>
+        <w:t>Mwanzo 10:13–14</w:t>
+      </w:r>
+      <w:r>
+        <w:rPr>
+          <w:lang w:val="sw_KE" w:bidi="sw_KE"/>
+        </w:rPr>
+        <w:t xml:space="preserve">; </w:t>
+      </w:r>
+      <w:r>
+        <w:rPr>
+          <w:lang w:val="sw_KE" w:bidi="sw_KE"/>
+        </w:rPr>
+        <w:t>Waamuzi 3:1–3</w:t>
+      </w:r>
+      <w:r>
+        <w:rPr>
+          <w:lang w:val="sw_KE" w:bidi="sw_KE"/>
+        </w:rPr>
+        <w:t xml:space="preserve">; </w:t>
+      </w:r>
+      <w:r>
+        <w:rPr>
+          <w:lang w:val="sw_KE" w:bidi="sw_KE"/>
+        </w:rPr>
+        <w:t>Waamuzi 13:1–16:31</w:t>
+      </w:r>
+      <w:r>
+        <w:rPr>
+          <w:lang w:val="sw_KE" w:bidi="sw_KE"/>
+        </w:rPr>
+        <w:t xml:space="preserve">; </w:t>
+      </w:r>
+      <w:r>
+        <w:rPr>
+          <w:lang w:val="sw_KE" w:bidi="sw_KE"/>
+        </w:rPr>
+        <w:t>1 Samweli 5:1–6:18</w:t>
+      </w:r>
+      <w:r>
+        <w:rPr>
+          <w:lang w:val="sw_KE" w:bidi="sw_KE"/>
+        </w:rPr>
+        <w:t xml:space="preserve">; </w:t>
+      </w:r>
+      <w:r>
+        <w:rPr>
+          <w:lang w:val="sw_KE" w:bidi="sw_KE"/>
+        </w:rPr>
+        <w:t>13:16–14:23</w:t>
+      </w:r>
+      <w:r>
+        <w:rPr>
+          <w:lang w:val="sw_KE" w:bidi="sw_KE"/>
+        </w:rPr>
+        <w:t xml:space="preserve">; </w:t>
+      </w:r>
+      <w:r>
+        <w:rPr>
+          <w:lang w:val="sw_KE" w:bidi="sw_KE"/>
+        </w:rPr>
+        <w:t>21:10–15</w:t>
+      </w:r>
+      <w:r>
+        <w:rPr>
+          <w:lang w:val="sw_KE" w:bidi="sw_KE"/>
+        </w:rPr>
+        <w:t xml:space="preserve">; </w:t>
+      </w:r>
+      <w:r>
+        <w:rPr>
+          <w:lang w:val="sw_KE" w:bidi="sw_KE"/>
+        </w:rPr>
+        <w:t>23:1–5</w:t>
+      </w:r>
       <w:r>
         <w:rPr>
           <w:lang w:val="sw_KE" w:bidi="sw_KE"/>
         </w:rPr>
         <w:t xml:space="preserve">, </w:t>
       </w:r>
-      <w:hyperlink r:id="rId86">
-        <w:r>
-          <w:rPr>
-            <w:lang w:val="sw_KE" w:bidi="sw_KE"/>
-          </w:rPr>
-          <w:rPr>
-            <w:color w:val="0000EE"/>
-            <w:u w:val="single"/>
-          </w:rPr>
-          <w:t>26–28</w:t>
-        </w:r>
-      </w:hyperlink>
-      <w:r>
-        <w:rPr>
-          <w:lang w:val="sw_KE" w:bidi="sw_KE"/>
-        </w:rPr>
-        <w:t xml:space="preserve">; </w:t>
-      </w:r>
-      <w:hyperlink r:id="rId97">
-        <w:r>
-          <w:rPr>
-            <w:lang w:val="sw_KE" w:bidi="sw_KE"/>
-          </w:rPr>
-          <w:rPr>
-            <w:color w:val="0000EE"/>
-            <w:u w:val="single"/>
-          </w:rPr>
-          <w:t>31:1–10</w:t>
-        </w:r>
-      </w:hyperlink>
-      <w:r>
-        <w:rPr>
-          <w:lang w:val="sw_KE" w:bidi="sw_KE"/>
-        </w:rPr>
-        <w:t xml:space="preserve">; </w:t>
-      </w:r>
-      <w:hyperlink r:id="rId76">
-        <w:r>
-          <w:rPr>
-            <w:lang w:val="sw_KE" w:bidi="sw_KE"/>
-          </w:rPr>
-          <w:rPr>
-            <w:color w:val="0000EE"/>
-            <w:u w:val="single"/>
-          </w:rPr>
-          <w:t>2 Samweli 5:17–25</w:t>
-        </w:r>
-      </w:hyperlink>
-      <w:r>
-        <w:rPr>
-          <w:lang w:val="sw_KE" w:bidi="sw_KE"/>
-        </w:rPr>
-        <w:t xml:space="preserve">; </w:t>
-      </w:r>
-      <w:hyperlink r:id="rId77">
-        <w:r>
-          <w:rPr>
-            <w:lang w:val="sw_KE" w:bidi="sw_KE"/>
-          </w:rPr>
-          <w:rPr>
-            <w:color w:val="0000EE"/>
-            <w:u w:val="single"/>
-          </w:rPr>
-          <w:t>8:1</w:t>
-        </w:r>
-      </w:hyperlink>
-      <w:r>
-        <w:rPr>
-          <w:lang w:val="sw_KE" w:bidi="sw_KE"/>
-        </w:rPr>
-        <w:t xml:space="preserve">; </w:t>
-      </w:r>
-      <w:hyperlink r:id="rId98">
-        <w:r>
-          <w:rPr>
-            <w:lang w:val="sw_KE" w:bidi="sw_KE"/>
-          </w:rPr>
-          <w:rPr>
-            <w:color w:val="0000EE"/>
-            <w:u w:val="single"/>
-          </w:rPr>
-          <w:t>21:15–22</w:t>
-        </w:r>
-      </w:hyperlink>
-      <w:r>
-        <w:rPr>
-          <w:lang w:val="sw_KE" w:bidi="sw_KE"/>
-        </w:rPr>
-        <w:t xml:space="preserve">; </w:t>
-      </w:r>
-      <w:hyperlink r:id="rId79">
-        <w:r>
-          <w:rPr>
-            <w:lang w:val="sw_KE" w:bidi="sw_KE"/>
-          </w:rPr>
-          <w:rPr>
-            <w:color w:val="0000EE"/>
-            <w:u w:val="single"/>
-          </w:rPr>
-          <w:t>2 Wafalme 18:8</w:t>
-        </w:r>
-      </w:hyperlink>
-      <w:r>
-        <w:rPr>
-          <w:lang w:val="sw_KE" w:bidi="sw_KE"/>
-        </w:rPr>
-        <w:t xml:space="preserve">; </w:t>
-      </w:r>
-      <w:hyperlink r:id="rId99">
-        <w:r>
-          <w:rPr>
-            <w:lang w:val="sw_KE" w:bidi="sw_KE"/>
-          </w:rPr>
-          <w:rPr>
-            <w:color w:val="0000EE"/>
-            <w:u w:val="single"/>
-          </w:rPr>
-          <w:t>2 Mambo ya Nyakati 17:10–11</w:t>
-        </w:r>
-      </w:hyperlink>
-      <w:r>
-        <w:rPr>
-          <w:lang w:val="sw_KE" w:bidi="sw_KE"/>
-        </w:rPr>
-        <w:t xml:space="preserve">; </w:t>
-      </w:r>
-      <w:hyperlink r:id="rId81">
-        <w:r>
-          <w:rPr>
-            <w:lang w:val="sw_KE" w:bidi="sw_KE"/>
-          </w:rPr>
-          <w:rPr>
-            <w:color w:val="0000EE"/>
-            <w:u w:val="single"/>
-          </w:rPr>
-          <w:t>21:16–17</w:t>
-        </w:r>
-      </w:hyperlink>
-      <w:r>
-        <w:rPr>
-          <w:lang w:val="sw_KE" w:bidi="sw_KE"/>
-        </w:rPr>
-        <w:t xml:space="preserve">; </w:t>
-      </w:r>
-      <w:hyperlink r:id="rId82">
-        <w:r>
-          <w:rPr>
-            <w:lang w:val="sw_KE" w:bidi="sw_KE"/>
-          </w:rPr>
-          <w:rPr>
-            <w:color w:val="0000EE"/>
-            <w:u w:val="single"/>
-          </w:rPr>
-          <w:t>26:6–7</w:t>
-        </w:r>
-      </w:hyperlink>
-      <w:r>
-        <w:rPr>
-          <w:lang w:val="sw_KE" w:bidi="sw_KE"/>
-        </w:rPr>
-        <w:t xml:space="preserve">; </w:t>
-      </w:r>
-      <w:hyperlink r:id="rId100">
-        <w:r>
-          <w:rPr>
-            <w:lang w:val="sw_KE" w:bidi="sw_KE"/>
-          </w:rPr>
-          <w:rPr>
-            <w:color w:val="0000EE"/>
-            <w:u w:val="single"/>
-          </w:rPr>
-          <w:t>28:18–19</w:t>
-        </w:r>
-      </w:hyperlink>
-      <w:r>
-        <w:rPr>
-          <w:lang w:val="sw_KE" w:bidi="sw_KE"/>
-        </w:rPr>
-        <w:t xml:space="preserve">; </w:t>
-      </w:r>
-      <w:hyperlink r:id="rId101">
-        <w:r>
-          <w:rPr>
-            <w:lang w:val="sw_KE" w:bidi="sw_KE"/>
-          </w:rPr>
-          <w:rPr>
-            <w:color w:val="0000EE"/>
-            <w:u w:val="single"/>
-          </w:rPr>
-          <w:t>Isaya 2:6</w:t>
-        </w:r>
-      </w:hyperlink>
-      <w:r>
-        <w:rPr>
-          <w:lang w:val="sw_KE" w:bidi="sw_KE"/>
-        </w:rPr>
-        <w:t xml:space="preserve">; </w:t>
-      </w:r>
-      <w:hyperlink r:id="rId90">
-        <w:r>
-          <w:rPr>
-            <w:lang w:val="sw_KE" w:bidi="sw_KE"/>
-          </w:rPr>
-          <w:rPr>
-            <w:color w:val="0000EE"/>
-            <w:u w:val="single"/>
-          </w:rPr>
-          <w:t>Ezekieli 25:15–17</w:t>
-        </w:r>
-      </w:hyperlink>
-      <w:r>
-        <w:rPr>
-          <w:lang w:val="sw_KE" w:bidi="sw_KE"/>
-        </w:rPr>
-        <w:t xml:space="preserve">; </w:t>
-      </w:r>
-      <w:hyperlink r:id="rId91">
-        <w:r>
-          <w:rPr>
-            <w:lang w:val="sw_KE" w:bidi="sw_KE"/>
-          </w:rPr>
-          <w:rPr>
-            <w:color w:val="0000EE"/>
-            <w:u w:val="single"/>
-          </w:rPr>
-          <w:t>Amosi 1:6–8</w:t>
-        </w:r>
-      </w:hyperlink>
-      <w:r>
-        <w:rPr>
-          <w:lang w:val="sw_KE" w:bidi="sw_KE"/>
-        </w:rPr>
-        <w:t xml:space="preserve">; </w:t>
-      </w:r>
-      <w:hyperlink r:id="rId102">
-        <w:r>
-          <w:rPr>
-            <w:lang w:val="sw_KE" w:bidi="sw_KE"/>
-          </w:rPr>
-          <w:rPr>
-            <w:color w:val="0000EE"/>
-            <w:u w:val="single"/>
-          </w:rPr>
-          <w:t>9:7</w:t>
-        </w:r>
-      </w:hyperlink>
+      <w:r>
+        <w:rPr>
+          <w:lang w:val="sw_KE" w:bidi="sw_KE"/>
+        </w:rPr>
+        <w:t>26–28</w:t>
+      </w:r>
+      <w:r>
+        <w:rPr>
+          <w:lang w:val="sw_KE" w:bidi="sw_KE"/>
+        </w:rPr>
+        <w:t xml:space="preserve">; </w:t>
+      </w:r>
+      <w:r>
+        <w:rPr>
+          <w:lang w:val="sw_KE" w:bidi="sw_KE"/>
+        </w:rPr>
+        <w:t>31:1–10</w:t>
+      </w:r>
+      <w:r>
+        <w:rPr>
+          <w:lang w:val="sw_KE" w:bidi="sw_KE"/>
+        </w:rPr>
+        <w:t xml:space="preserve">; </w:t>
+      </w:r>
+      <w:r>
+        <w:rPr>
+          <w:lang w:val="sw_KE" w:bidi="sw_KE"/>
+        </w:rPr>
+        <w:t>2 Samweli 5:17–25</w:t>
+      </w:r>
+      <w:r>
+        <w:rPr>
+          <w:lang w:val="sw_KE" w:bidi="sw_KE"/>
+        </w:rPr>
+        <w:t xml:space="preserve">; </w:t>
+      </w:r>
+      <w:r>
+        <w:rPr>
+          <w:lang w:val="sw_KE" w:bidi="sw_KE"/>
+        </w:rPr>
+        <w:t>8:1</w:t>
+      </w:r>
+      <w:r>
+        <w:rPr>
+          <w:lang w:val="sw_KE" w:bidi="sw_KE"/>
+        </w:rPr>
+        <w:t xml:space="preserve">; </w:t>
+      </w:r>
+      <w:r>
+        <w:rPr>
+          <w:lang w:val="sw_KE" w:bidi="sw_KE"/>
+        </w:rPr>
+        <w:t>21:15–22</w:t>
+      </w:r>
+      <w:r>
+        <w:rPr>
+          <w:lang w:val="sw_KE" w:bidi="sw_KE"/>
+        </w:rPr>
+        <w:t xml:space="preserve">; </w:t>
+      </w:r>
+      <w:r>
+        <w:rPr>
+          <w:lang w:val="sw_KE" w:bidi="sw_KE"/>
+        </w:rPr>
+        <w:t>2 Wafalme 18:8</w:t>
+      </w:r>
+      <w:r>
+        <w:rPr>
+          <w:lang w:val="sw_KE" w:bidi="sw_KE"/>
+        </w:rPr>
+        <w:t xml:space="preserve">; </w:t>
+      </w:r>
+      <w:r>
+        <w:rPr>
+          <w:lang w:val="sw_KE" w:bidi="sw_KE"/>
+        </w:rPr>
+        <w:t>2 Mambo ya Nyakati 17:10–11</w:t>
+      </w:r>
+      <w:r>
+        <w:rPr>
+          <w:lang w:val="sw_KE" w:bidi="sw_KE"/>
+        </w:rPr>
+        <w:t xml:space="preserve">; </w:t>
+      </w:r>
+      <w:r>
+        <w:rPr>
+          <w:lang w:val="sw_KE" w:bidi="sw_KE"/>
+        </w:rPr>
+        <w:t>21:16–17</w:t>
+      </w:r>
+      <w:r>
+        <w:rPr>
+          <w:lang w:val="sw_KE" w:bidi="sw_KE"/>
+        </w:rPr>
+        <w:t xml:space="preserve">; </w:t>
+      </w:r>
+      <w:r>
+        <w:rPr>
+          <w:lang w:val="sw_KE" w:bidi="sw_KE"/>
+        </w:rPr>
+        <w:t>26:6–7</w:t>
+      </w:r>
+      <w:r>
+        <w:rPr>
+          <w:lang w:val="sw_KE" w:bidi="sw_KE"/>
+        </w:rPr>
+        <w:t xml:space="preserve">; </w:t>
+      </w:r>
+      <w:r>
+        <w:rPr>
+          <w:lang w:val="sw_KE" w:bidi="sw_KE"/>
+        </w:rPr>
+        <w:t>28:18–19</w:t>
+      </w:r>
+      <w:r>
+        <w:rPr>
+          <w:lang w:val="sw_KE" w:bidi="sw_KE"/>
+        </w:rPr>
+        <w:t xml:space="preserve">; </w:t>
+      </w:r>
+      <w:r>
+        <w:rPr>
+          <w:lang w:val="sw_KE" w:bidi="sw_KE"/>
+        </w:rPr>
+        <w:t>Isaya 2:6</w:t>
+      </w:r>
+      <w:r>
+        <w:rPr>
+          <w:lang w:val="sw_KE" w:bidi="sw_KE"/>
+        </w:rPr>
+        <w:t xml:space="preserve">; </w:t>
+      </w:r>
+      <w:r>
+        <w:rPr>
+          <w:lang w:val="sw_KE" w:bidi="sw_KE"/>
+        </w:rPr>
+        <w:t>Ezekieli 25:15–17</w:t>
+      </w:r>
+      <w:r>
+        <w:rPr>
+          <w:lang w:val="sw_KE" w:bidi="sw_KE"/>
+        </w:rPr>
+        <w:t xml:space="preserve">; </w:t>
+      </w:r>
+      <w:r>
+        <w:rPr>
+          <w:lang w:val="sw_KE" w:bidi="sw_KE"/>
+        </w:rPr>
+        <w:t>Amosi 1:6–8</w:t>
+      </w:r>
+      <w:r>
+        <w:rPr>
+          <w:lang w:val="sw_KE" w:bidi="sw_KE"/>
+        </w:rPr>
+        <w:t xml:space="preserve">; </w:t>
+      </w:r>
+      <w:r>
+        <w:rPr>
+          <w:lang w:val="sw_KE" w:bidi="sw_KE"/>
+        </w:rPr>
+        <w:t>9:7</w:t>
+      </w:r>
       <w:r>
         <w:rPr>
           <w:lang w:val="sw_KE" w:bidi="sw_KE"/>
@@ -3132,18 +2478,12 @@
         </w:rPr>
         <w:t xml:space="preserve">Filipo II wa Makedonia alitaka kujenga ufalme. Alishinda Athene na Thebes mwaka wa 338 KK na kuunganisha Ugiriki chini ya Ufalme wa Makedonia. Baada ya Filipo kuuawa mwaka wa 336 KK, mwanawe Alexander akawa mtawala. Mwaka wa 335 KK, Alexander aliharibu Thebes, ambayo ilikuwa imeasi. Kisha akashinda haraka Babuloni na Uajemi (tazama </w:t>
       </w:r>
-      <w:hyperlink r:id="rId103">
-        <w:r>
-          <w:rPr>
-            <w:lang w:val="sw_KE" w:bidi="sw_KE"/>
-          </w:rPr>
-          <w:rPr>
-            <w:color w:val="0000EE"/>
-            <w:u w:val="single"/>
-          </w:rPr>
-          <w:t>Danieli 8:5–8</w:t>
-        </w:r>
-      </w:hyperlink>
+      <w:r>
+        <w:rPr>
+          <w:lang w:val="sw_KE" w:bidi="sw_KE"/>
+        </w:rPr>
+        <w:t>Danieli 8:5–8</w:t>
+      </w:r>
       <w:r>
         <w:rPr>
           <w:lang w:val="sw_KE" w:bidi="sw_KE"/>
@@ -3270,18 +2610,12 @@
           <w:lang w:val="sw_KE" w:bidi="sw_KE"/>
         </w:rPr>
       </w:r>
-      <w:hyperlink r:id="rId103">
-        <w:r>
-          <w:rPr>
-            <w:lang w:val="sw_KE" w:bidi="sw_KE"/>
-          </w:rPr>
-          <w:rPr>
-            <w:color w:val="0000EE"/>
-            <w:u w:val="single"/>
-          </w:rPr>
-          <w:t>Danieli 8:5–8</w:t>
-        </w:r>
-      </w:hyperlink>
+      <w:r>
+        <w:rPr>
+          <w:lang w:val="sw_KE" w:bidi="sw_KE"/>
+        </w:rPr>
+        <w:t>Danieli 8:5–8</w:t>
+      </w:r>
       <w:r>
         <w:rPr>
           <w:lang w:val="sw_KE" w:bidi="sw_KE"/>
@@ -3358,144 +2692,96 @@
         </w:rPr>
         <w:t>Mhiti, babu wa Wahiti, ni mwana wa pili wa Kanaani katika "jedwali la mataifa" (</w:t>
       </w:r>
-      <w:hyperlink r:id="rId104">
-        <w:r>
-          <w:rPr>
-            <w:lang w:val="sw_KE" w:bidi="sw_KE"/>
-          </w:rPr>
-          <w:rPr>
-            <w:color w:val="0000EE"/>
-            <w:u w:val="single"/>
-          </w:rPr>
-          <w:t>Mwanzo 10:15</w:t>
-        </w:r>
-      </w:hyperlink>
+      <w:r>
+        <w:rPr>
+          <w:lang w:val="sw_KE" w:bidi="sw_KE"/>
+        </w:rPr>
+        <w:t>Mwanzo 10:15</w:t>
+      </w:r>
       <w:r>
         <w:rPr>
           <w:lang w:val="sw_KE" w:bidi="sw_KE"/>
         </w:rPr>
         <w:t xml:space="preserve">; tazama pia </w:t>
       </w:r>
-      <w:hyperlink r:id="rId105">
-        <w:r>
-          <w:rPr>
-            <w:lang w:val="sw_KE" w:bidi="sw_KE"/>
-          </w:rPr>
-          <w:rPr>
-            <w:color w:val="0000EE"/>
-            <w:u w:val="single"/>
-          </w:rPr>
-          <w:t>1 Mambo ya Nyakati 1:13</w:t>
-        </w:r>
-      </w:hyperlink>
+      <w:r>
+        <w:rPr>
+          <w:lang w:val="sw_KE" w:bidi="sw_KE"/>
+        </w:rPr>
+        <w:t>1 Mambo ya Nyakati 1:13</w:t>
+      </w:r>
       <w:r>
         <w:rPr>
           <w:lang w:val="sw_KE" w:bidi="sw_KE"/>
         </w:rPr>
         <w:t xml:space="preserve"> na maelezo ya chini hapo). Marejeo mengi ya wana wa Mhiti yanapatikana katika hadithi ya Abrahamu kununua pango la Makpela (</w:t>
       </w:r>
-      <w:hyperlink r:id="rId106">
-        <w:r>
-          <w:rPr>
-            <w:lang w:val="sw_KE" w:bidi="sw_KE"/>
-          </w:rPr>
-          <w:rPr>
-            <w:color w:val="0000EE"/>
-            <w:u w:val="single"/>
-          </w:rPr>
-          <w:t>Mwanzo 23</w:t>
-        </w:r>
-      </w:hyperlink>
+      <w:r>
+        <w:rPr>
+          <w:lang w:val="sw_KE" w:bidi="sw_KE"/>
+        </w:rPr>
+        <w:t>Mwanzo 23</w:t>
+      </w:r>
       <w:r>
         <w:rPr>
           <w:lang w:val="sw_KE" w:bidi="sw_KE"/>
         </w:rPr>
         <w:t>). Baadaye, Mungu aliwaagiza Waisraeli kuwaangamiza Wahiti wote katika Nchi ya Ahadi (</w:t>
       </w:r>
-      <w:hyperlink r:id="rId107">
-        <w:r>
-          <w:rPr>
-            <w:lang w:val="sw_KE" w:bidi="sw_KE"/>
-          </w:rPr>
-          <w:rPr>
-            <w:color w:val="0000EE"/>
-            <w:u w:val="single"/>
-          </w:rPr>
-          <w:t>Kumbukumbu la Torati 7:1–2</w:t>
-        </w:r>
-      </w:hyperlink>
+      <w:r>
+        <w:rPr>
+          <w:lang w:val="sw_KE" w:bidi="sw_KE"/>
+        </w:rPr>
+        <w:t>Kumbukumbu la Torati 7:1–2</w:t>
+      </w:r>
       <w:r>
         <w:rPr>
           <w:lang w:val="sw_KE" w:bidi="sw_KE"/>
         </w:rPr>
         <w:t>). Hata hivyo, Waisraeli hawakumtii Mungu kikamilifu (</w:t>
       </w:r>
-      <w:hyperlink r:id="rId108">
-        <w:r>
-          <w:rPr>
-            <w:lang w:val="sw_KE" w:bidi="sw_KE"/>
-          </w:rPr>
-          <w:rPr>
-            <w:color w:val="0000EE"/>
-            <w:u w:val="single"/>
-          </w:rPr>
-          <w:t>1 Wafalme 9:20–21</w:t>
-        </w:r>
-      </w:hyperlink>
+      <w:r>
+        <w:rPr>
+          <w:lang w:val="sw_KE" w:bidi="sw_KE"/>
+        </w:rPr>
+        <w:t>1 Wafalme 9:20–21</w:t>
+      </w:r>
       <w:r>
         <w:rPr>
           <w:lang w:val="sw_KE" w:bidi="sw_KE"/>
         </w:rPr>
         <w:t>). Baadhi ya mashujaa bora wa Daudi walikuwa Wahiti (</w:t>
       </w:r>
-      <w:hyperlink r:id="rId109">
-        <w:r>
-          <w:rPr>
-            <w:lang w:val="sw_KE" w:bidi="sw_KE"/>
-          </w:rPr>
-          <w:rPr>
-            <w:color w:val="0000EE"/>
-            <w:u w:val="single"/>
-          </w:rPr>
-          <w:t>1 Samweli 26:6</w:t>
-        </w:r>
-      </w:hyperlink>
-      <w:r>
-        <w:rPr>
-          <w:lang w:val="sw_KE" w:bidi="sw_KE"/>
-        </w:rPr>
-        <w:t xml:space="preserve">; </w:t>
-      </w:r>
-      <w:hyperlink r:id="rId110">
-        <w:r>
-          <w:rPr>
-            <w:lang w:val="sw_KE" w:bidi="sw_KE"/>
-          </w:rPr>
-          <w:rPr>
-            <w:color w:val="0000EE"/>
-            <w:u w:val="single"/>
-          </w:rPr>
-          <w:t>2 Samweli 11–12</w:t>
-        </w:r>
-      </w:hyperlink>
+      <w:r>
+        <w:rPr>
+          <w:lang w:val="sw_KE" w:bidi="sw_KE"/>
+        </w:rPr>
+        <w:t>1 Samweli 26:6</w:t>
+      </w:r>
+      <w:r>
+        <w:rPr>
+          <w:lang w:val="sw_KE" w:bidi="sw_KE"/>
+        </w:rPr>
+        <w:t xml:space="preserve">; </w:t>
+      </w:r>
+      <w:r>
+        <w:rPr>
+          <w:lang w:val="sw_KE" w:bidi="sw_KE"/>
+        </w:rPr>
+        <w:t>2 Samweli 11–12</w:t>
+      </w:r>
       <w:r>
         <w:rPr>
           <w:lang w:val="sw_KE" w:bidi="sw_KE"/>
         </w:rPr>
         <w:t>). Solomoni alifanya biashara na wafalme wa Wahiti (</w:t>
       </w:r>
-      <w:hyperlink r:id="rId111">
-        <w:r>
-          <w:rPr>
-            <w:lang w:val="sw_KE" w:bidi="sw_KE"/>
-          </w:rPr>
-          <w:rPr>
-            <w:color w:val="0000EE"/>
-            <w:u w:val="single"/>
-          </w:rPr>
-          <w:t>1 Wafalme 10:29–11:1</w:t>
-        </w:r>
-      </w:hyperlink>
+      <w:r>
+        <w:rPr>
+          <w:lang w:val="sw_KE" w:bidi="sw_KE"/>
+        </w:rPr>
+        <w:t>1 Wafalme 10:29–11:1</w:t>
+      </w:r>
       <w:r>
         <w:rPr>
           <w:lang w:val="sw_KE" w:bidi="sw_KE"/>
@@ -3525,126 +2811,84 @@
           <w:lang w:val="sw_KE" w:bidi="sw_KE"/>
         </w:rPr>
       </w:r>
-      <w:hyperlink r:id="rId112">
-        <w:r>
-          <w:rPr>
-            <w:lang w:val="sw_KE" w:bidi="sw_KE"/>
-          </w:rPr>
-          <w:rPr>
-            <w:color w:val="0000EE"/>
-            <w:u w:val="single"/>
-          </w:rPr>
-          <w:t>Mwanzo 23:3–20</w:t>
-        </w:r>
-      </w:hyperlink>
-      <w:r>
-        <w:rPr>
-          <w:lang w:val="sw_KE" w:bidi="sw_KE"/>
-        </w:rPr>
-        <w:t xml:space="preserve">; </w:t>
-      </w:r>
-      <w:hyperlink r:id="rId113">
-        <w:r>
-          <w:rPr>
-            <w:lang w:val="sw_KE" w:bidi="sw_KE"/>
-          </w:rPr>
-          <w:rPr>
-            <w:color w:val="0000EE"/>
-            <w:u w:val="single"/>
-          </w:rPr>
-          <w:t>26:34–35</w:t>
-        </w:r>
-      </w:hyperlink>
-      <w:r>
-        <w:rPr>
-          <w:lang w:val="sw_KE" w:bidi="sw_KE"/>
-        </w:rPr>
-        <w:t xml:space="preserve">; </w:t>
-      </w:r>
-      <w:hyperlink r:id="rId114">
-        <w:r>
-          <w:rPr>
-            <w:lang w:val="sw_KE" w:bidi="sw_KE"/>
-          </w:rPr>
-          <w:rPr>
-            <w:color w:val="0000EE"/>
-            <w:u w:val="single"/>
-          </w:rPr>
-          <w:t>27:46–28:2</w:t>
-        </w:r>
-      </w:hyperlink>
-      <w:r>
-        <w:rPr>
-          <w:lang w:val="sw_KE" w:bidi="sw_KE"/>
-        </w:rPr>
-        <w:t xml:space="preserve">; </w:t>
-      </w:r>
-      <w:hyperlink r:id="rId115">
-        <w:r>
-          <w:rPr>
-            <w:lang w:val="sw_KE" w:bidi="sw_KE"/>
-          </w:rPr>
-          <w:rPr>
-            <w:color w:val="0000EE"/>
-            <w:u w:val="single"/>
-          </w:rPr>
-          <w:t>Kumbukumbu la Torati 7:1</w:t>
-        </w:r>
-      </w:hyperlink>
-      <w:r>
-        <w:rPr>
-          <w:lang w:val="sw_KE" w:bidi="sw_KE"/>
-        </w:rPr>
-        <w:t xml:space="preserve">; </w:t>
-      </w:r>
-      <w:hyperlink r:id="rId109">
-        <w:r>
-          <w:rPr>
-            <w:lang w:val="sw_KE" w:bidi="sw_KE"/>
-          </w:rPr>
-          <w:rPr>
-            <w:color w:val="0000EE"/>
-            <w:u w:val="single"/>
-          </w:rPr>
-          <w:t>1 Samweli 26:6</w:t>
-        </w:r>
-      </w:hyperlink>
-      <w:r>
-        <w:rPr>
-          <w:lang w:val="sw_KE" w:bidi="sw_KE"/>
-        </w:rPr>
-        <w:t xml:space="preserve">; </w:t>
-      </w:r>
-      <w:hyperlink r:id="rId116">
-        <w:r>
-          <w:rPr>
-            <w:lang w:val="sw_KE" w:bidi="sw_KE"/>
-          </w:rPr>
-          <w:rPr>
-            <w:color w:val="0000EE"/>
-            <w:u w:val="single"/>
-          </w:rPr>
-          <w:t>2 Samweli 11:2–27</w:t>
-        </w:r>
-      </w:hyperlink>
-      <w:r>
-        <w:rPr>
-          <w:lang w:val="sw_KE" w:bidi="sw_KE"/>
-        </w:rPr>
-        <w:t xml:space="preserve">; </w:t>
-      </w:r>
-      <w:hyperlink r:id="rId117">
-        <w:r>
-          <w:rPr>
-            <w:lang w:val="sw_KE" w:bidi="sw_KE"/>
-          </w:rPr>
-          <w:rPr>
-            <w:color w:val="0000EE"/>
-            <w:u w:val="single"/>
-          </w:rPr>
-          <w:t>1 Wafalme 9:20</w:t>
-        </w:r>
-      </w:hyperlink>
+      <w:r>
+        <w:rPr>
+          <w:lang w:val="sw_KE" w:bidi="sw_KE"/>
+        </w:rPr>
+        <w:t>Mwanzo 23:3–20</w:t>
+      </w:r>
+      <w:r>
+        <w:rPr>
+          <w:lang w:val="sw_KE" w:bidi="sw_KE"/>
+        </w:rPr>
+        <w:t xml:space="preserve">; </w:t>
+      </w:r>
+      <w:r>
+        <w:rPr>
+          <w:lang w:val="sw_KE" w:bidi="sw_KE"/>
+        </w:rPr>
+        <w:t>26:34–35</w:t>
+      </w:r>
+      <w:r>
+        <w:rPr>
+          <w:lang w:val="sw_KE" w:bidi="sw_KE"/>
+        </w:rPr>
+        <w:t xml:space="preserve">; </w:t>
+      </w:r>
+      <w:r>
+        <w:rPr>
+          <w:lang w:val="sw_KE" w:bidi="sw_KE"/>
+        </w:rPr>
+        <w:t>27:46–28:2</w:t>
+      </w:r>
+      <w:r>
+        <w:rPr>
+          <w:lang w:val="sw_KE" w:bidi="sw_KE"/>
+        </w:rPr>
+        <w:t xml:space="preserve">; </w:t>
+      </w:r>
+      <w:r>
+        <w:rPr>
+          <w:lang w:val="sw_KE" w:bidi="sw_KE"/>
+        </w:rPr>
+        <w:t>Kumbukumbu la Torati 7:1</w:t>
+      </w:r>
+      <w:r>
+        <w:rPr>
+          <w:lang w:val="sw_KE" w:bidi="sw_KE"/>
+        </w:rPr>
+        <w:t xml:space="preserve">; </w:t>
+      </w:r>
+      <w:r>
+        <w:rPr>
+          <w:lang w:val="sw_KE" w:bidi="sw_KE"/>
+        </w:rPr>
+        <w:t>1 Samweli 26:6</w:t>
+      </w:r>
+      <w:r>
+        <w:rPr>
+          <w:lang w:val="sw_KE" w:bidi="sw_KE"/>
+        </w:rPr>
+        <w:t xml:space="preserve">; </w:t>
+      </w:r>
+      <w:r>
+        <w:rPr>
+          <w:lang w:val="sw_KE" w:bidi="sw_KE"/>
+        </w:rPr>
+        <w:t>2 Samweli 11:2–27</w:t>
+      </w:r>
+      <w:r>
+        <w:rPr>
+          <w:lang w:val="sw_KE" w:bidi="sw_KE"/>
+        </w:rPr>
+        <w:t xml:space="preserve">; </w:t>
+      </w:r>
+      <w:r>
+        <w:rPr>
+          <w:lang w:val="sw_KE" w:bidi="sw_KE"/>
+        </w:rPr>
+        <w:t>1 Wafalme 9:20</w:t>
+      </w:r>
       <w:r>
         <w:rPr>
           <w:lang w:val="sw_KE" w:bidi="sw_KE"/>
@@ -3754,18 +2998,12 @@
         </w:rPr>
         <w:t xml:space="preserve">Koreshi II alimshinda babu yake, Astyages wa Umedi, mwaka wa 549 KK. Aliunda Akmetha huko Umedi kama mji mkuu wake na akaweka kumbukumbu zake huko (tazama </w:t>
       </w:r>
-      <w:hyperlink r:id="rId118">
-        <w:r>
-          <w:rPr>
-            <w:lang w:val="sw_KE" w:bidi="sw_KE"/>
-          </w:rPr>
-          <w:rPr>
-            <w:color w:val="0000EE"/>
-            <w:u w:val="single"/>
-          </w:rPr>
-          <w:t>Ezra 6:1–5</w:t>
-        </w:r>
-      </w:hyperlink>
+      <w:r>
+        <w:rPr>
+          <w:lang w:val="sw_KE" w:bidi="sw_KE"/>
+        </w:rPr>
+        <w:t>Ezra 6:1–5</w:t>
+      </w:r>
       <w:r>
         <w:rPr>
           <w:lang w:val="sw_KE" w:bidi="sw_KE"/>
@@ -3786,18 +3024,12 @@
         </w:rPr>
         <w:t xml:space="preserve">Koreshi alionyesha wema na ukarimu kwa maadui waliokuwa wameshindwa. Kama kiongozi wa kijeshi mwenye ujuzi, alivamia Asia Ndogo, akamshinda Croesus, mfalme wa Lidia, na kudhibiti miji ya Kigiriki katika eneo hilo. Mnamo 539 KK, aliteka Babuloni bila karibu upinzani wowote na akaruhusu watu waliohamishwa kurudi nyumbani kujenga upya mahekalu yao (tazama </w:t>
       </w:r>
-      <w:hyperlink r:id="rId119">
-        <w:r>
-          <w:rPr>
-            <w:lang w:val="sw_KE" w:bidi="sw_KE"/>
-          </w:rPr>
-          <w:rPr>
-            <w:color w:val="0000EE"/>
-            <w:u w:val="single"/>
-          </w:rPr>
-          <w:t>Ezra 1:1–4</w:t>
-        </w:r>
-      </w:hyperlink>
+      <w:r>
+        <w:rPr>
+          <w:lang w:val="sw_KE" w:bidi="sw_KE"/>
+        </w:rPr>
+        <w:t>Ezra 1:1–4</w:t>
+      </w:r>
       <w:r>
         <w:rPr>
           <w:lang w:val="sw_KE" w:bidi="sw_KE"/>
@@ -3899,18 +3131,12 @@
         </w:rPr>
         <w:t xml:space="preserve">Tajwa la kwanza la Uajemi katika historia ya Israeli linapatikana katika </w:t>
       </w:r>
-      <w:hyperlink r:id="rId120">
-        <w:r>
-          <w:rPr>
-            <w:lang w:val="sw_KE" w:bidi="sw_KE"/>
-          </w:rPr>
-          <w:rPr>
-            <w:color w:val="0000EE"/>
-            <w:u w:val="single"/>
-          </w:rPr>
-          <w:t>Isaya 44:28–45:13</w:t>
-        </w:r>
-      </w:hyperlink>
+      <w:r>
+        <w:rPr>
+          <w:lang w:val="sw_KE" w:bidi="sw_KE"/>
+        </w:rPr>
+        <w:t>Isaya 44:28–45:13</w:t>
+      </w:r>
       <w:r>
         <w:rPr>
           <w:lang w:val="sw_KE" w:bidi="sw_KE"/>
@@ -3940,18 +3166,12 @@
           <w:lang w:val="sw_KE" w:bidi="sw_KE"/>
         </w:rPr>
       </w:r>
-      <w:hyperlink r:id="rId121">
-        <w:r>
-          <w:rPr>
-            <w:lang w:val="sw_KE" w:bidi="sw_KE"/>
-          </w:rPr>
-          <w:rPr>
-            <w:color w:val="0000EE"/>
-            <w:u w:val="single"/>
-          </w:rPr>
-          <w:t>Ezra 4:5–7</w:t>
-        </w:r>
-      </w:hyperlink>
+      <w:r>
+        <w:rPr>
+          <w:lang w:val="sw_KE" w:bidi="sw_KE"/>
+        </w:rPr>
+        <w:t>Ezra 4:5–7</w:t>
+      </w:r>
       <w:r>
         <w:rPr>
           <w:lang w:val="sw_KE" w:bidi="sw_KE"/>
@@ -4029,306 +3249,204 @@
         </w:rPr>
         <w:t>ambaye huenda alitoka Magdala huko Galilaya, alikombolewa kutoka kwa pepo wachafu na Yesu (</w:t>
       </w:r>
-      <w:hyperlink r:id="rId122">
-        <w:r>
-          <w:rPr>
-            <w:lang w:val="sw_KE" w:bidi="sw_KE"/>
-          </w:rPr>
-          <w:rPr>
-            <w:color w:val="0000EE"/>
-            <w:u w:val="single"/>
-          </w:rPr>
-          <w:t>Marko 16:9</w:t>
-        </w:r>
-      </w:hyperlink>
+      <w:r>
+        <w:rPr>
+          <w:lang w:val="sw_KE" w:bidi="sw_KE"/>
+        </w:rPr>
+        <w:t>Marko 16:9</w:t>
+      </w:r>
       <w:r>
         <w:rPr>
           <w:lang w:val="sw_KE" w:bidi="sw_KE"/>
         </w:rPr>
         <w:t>). Alikuwa mfuasi mwaminifu na alisaidia Yesu na wanafunzi wake kifedha (</w:t>
       </w:r>
-      <w:hyperlink r:id="rId123">
-        <w:r>
-          <w:rPr>
-            <w:lang w:val="sw_KE" w:bidi="sw_KE"/>
-          </w:rPr>
-          <w:rPr>
-            <w:color w:val="0000EE"/>
-            <w:u w:val="single"/>
-          </w:rPr>
-          <w:t>Luka 8:1–3</w:t>
-        </w:r>
-      </w:hyperlink>
+      <w:r>
+        <w:rPr>
+          <w:lang w:val="sw_KE" w:bidi="sw_KE"/>
+        </w:rPr>
+        <w:t>Luka 8:1–3</w:t>
+      </w:r>
       <w:r>
         <w:rPr>
           <w:lang w:val="sw_KE" w:bidi="sw_KE"/>
         </w:rPr>
         <w:t xml:space="preserve">; tazama pia </w:t>
       </w:r>
-      <w:hyperlink r:id="rId124">
-        <w:r>
-          <w:rPr>
-            <w:lang w:val="sw_KE" w:bidi="sw_KE"/>
-          </w:rPr>
-          <w:rPr>
-            <w:color w:val="0000EE"/>
-            <w:u w:val="single"/>
-          </w:rPr>
-          <w:t>Mathayo 27:55–56</w:t>
-        </w:r>
-      </w:hyperlink>
-      <w:r>
-        <w:rPr>
-          <w:lang w:val="sw_KE" w:bidi="sw_KE"/>
-        </w:rPr>
-        <w:t xml:space="preserve">; </w:t>
-      </w:r>
-      <w:hyperlink r:id="rId125">
-        <w:r>
-          <w:rPr>
-            <w:lang w:val="sw_KE" w:bidi="sw_KE"/>
-          </w:rPr>
-          <w:rPr>
-            <w:color w:val="0000EE"/>
-            <w:u w:val="single"/>
-          </w:rPr>
-          <w:t>Marko 15:40–41</w:t>
-        </w:r>
-      </w:hyperlink>
+      <w:r>
+        <w:rPr>
+          <w:lang w:val="sw_KE" w:bidi="sw_KE"/>
+        </w:rPr>
+        <w:t>Mathayo 27:55–56</w:t>
+      </w:r>
+      <w:r>
+        <w:rPr>
+          <w:lang w:val="sw_KE" w:bidi="sw_KE"/>
+        </w:rPr>
+        <w:t xml:space="preserve">; </w:t>
+      </w:r>
+      <w:r>
+        <w:rPr>
+          <w:lang w:val="sw_KE" w:bidi="sw_KE"/>
+        </w:rPr>
+        <w:t>Marko 15:40–41</w:t>
+      </w:r>
       <w:r>
         <w:rPr>
           <w:lang w:val="sw_KE" w:bidi="sw_KE"/>
         </w:rPr>
         <w:t>). Alishuhudia kifo cha Yesu msalabani na mazishi yake (</w:t>
       </w:r>
-      <w:hyperlink r:id="rId126">
-        <w:r>
-          <w:rPr>
-            <w:lang w:val="sw_KE" w:bidi="sw_KE"/>
-          </w:rPr>
-          <w:rPr>
-            <w:color w:val="0000EE"/>
-            <w:u w:val="single"/>
-          </w:rPr>
-          <w:t>Mathayo 27:55–61</w:t>
-        </w:r>
-      </w:hyperlink>
-      <w:r>
-        <w:rPr>
-          <w:lang w:val="sw_KE" w:bidi="sw_KE"/>
-        </w:rPr>
-        <w:t xml:space="preserve">; </w:t>
-      </w:r>
-      <w:hyperlink r:id="rId127">
-        <w:r>
-          <w:rPr>
-            <w:lang w:val="sw_KE" w:bidi="sw_KE"/>
-          </w:rPr>
-          <w:rPr>
-            <w:color w:val="0000EE"/>
-            <w:u w:val="single"/>
-          </w:rPr>
-          <w:t>Marko 15:40–47</w:t>
-        </w:r>
-      </w:hyperlink>
-      <w:r>
-        <w:rPr>
-          <w:lang w:val="sw_KE" w:bidi="sw_KE"/>
-        </w:rPr>
-        <w:t xml:space="preserve">; </w:t>
-      </w:r>
-      <w:hyperlink r:id="rId128">
-        <w:r>
-          <w:rPr>
-            <w:lang w:val="sw_KE" w:bidi="sw_KE"/>
-          </w:rPr>
-          <w:rPr>
-            <w:color w:val="0000EE"/>
-            <w:u w:val="single"/>
-          </w:rPr>
-          <w:t>Yohana 19:25</w:t>
-        </w:r>
-      </w:hyperlink>
+      <w:r>
+        <w:rPr>
+          <w:lang w:val="sw_KE" w:bidi="sw_KE"/>
+        </w:rPr>
+        <w:t>Mathayo 27:55–61</w:t>
+      </w:r>
+      <w:r>
+        <w:rPr>
+          <w:lang w:val="sw_KE" w:bidi="sw_KE"/>
+        </w:rPr>
+        <w:t xml:space="preserve">; </w:t>
+      </w:r>
+      <w:r>
+        <w:rPr>
+          <w:lang w:val="sw_KE" w:bidi="sw_KE"/>
+        </w:rPr>
+        <w:t>Marko 15:40–47</w:t>
+      </w:r>
+      <w:r>
+        <w:rPr>
+          <w:lang w:val="sw_KE" w:bidi="sw_KE"/>
+        </w:rPr>
+        <w:t xml:space="preserve">; </w:t>
+      </w:r>
+      <w:r>
+        <w:rPr>
+          <w:lang w:val="sw_KE" w:bidi="sw_KE"/>
+        </w:rPr>
+        <w:t>Yohana 19:25</w:t>
+      </w:r>
       <w:r>
         <w:rPr>
           <w:lang w:val="sw_KE" w:bidi="sw_KE"/>
         </w:rPr>
         <w:t xml:space="preserve">; linganisha </w:t>
       </w:r>
-      <w:hyperlink r:id="rId129">
-        <w:r>
-          <w:rPr>
-            <w:lang w:val="sw_KE" w:bidi="sw_KE"/>
-          </w:rPr>
-          <w:rPr>
-            <w:color w:val="0000EE"/>
-            <w:u w:val="single"/>
-          </w:rPr>
-          <w:t>Luka 23:49</w:t>
-        </w:r>
-      </w:hyperlink>
+      <w:r>
+        <w:rPr>
+          <w:lang w:val="sw_KE" w:bidi="sw_KE"/>
+        </w:rPr>
+        <w:t>Luka 23:49</w:t>
+      </w:r>
       <w:r>
         <w:rPr>
           <w:lang w:val="sw_KE" w:bidi="sw_KE"/>
         </w:rPr>
         <w:t xml:space="preserve">, </w:t>
       </w:r>
-      <w:hyperlink r:id="rId130">
-        <w:r>
-          <w:rPr>
-            <w:lang w:val="sw_KE" w:bidi="sw_KE"/>
-          </w:rPr>
-          <w:rPr>
-            <w:color w:val="0000EE"/>
-            <w:u w:val="single"/>
-          </w:rPr>
-          <w:t>55–56</w:t>
-        </w:r>
-      </w:hyperlink>
+      <w:r>
+        <w:rPr>
+          <w:lang w:val="sw_KE" w:bidi="sw_KE"/>
+        </w:rPr>
+        <w:t>55–56</w:t>
+      </w:r>
       <w:r>
         <w:rPr>
           <w:lang w:val="sw_KE" w:bidi="sw_KE"/>
         </w:rPr>
         <w:t>). Alienda kaburini mapema Jumapili asubuhi na manukato ya mazishi. Alikuwa miongoni mwa wa kwanza kusikia kwamba Yesu alikuwa amefufuka kutoka kwa wafu (</w:t>
       </w:r>
-      <w:hyperlink r:id="rId131">
-        <w:r>
-          <w:rPr>
-            <w:lang w:val="sw_KE" w:bidi="sw_KE"/>
-          </w:rPr>
-          <w:rPr>
-            <w:color w:val="0000EE"/>
-            <w:u w:val="single"/>
-          </w:rPr>
-          <w:t>Mathayo 28:1–8</w:t>
-        </w:r>
-      </w:hyperlink>
-      <w:r>
-        <w:rPr>
-          <w:lang w:val="sw_KE" w:bidi="sw_KE"/>
-        </w:rPr>
-        <w:t xml:space="preserve">; </w:t>
-      </w:r>
-      <w:hyperlink r:id="rId132">
-        <w:r>
-          <w:rPr>
-            <w:lang w:val="sw_KE" w:bidi="sw_KE"/>
-          </w:rPr>
-          <w:rPr>
-            <w:color w:val="0000EE"/>
-            <w:u w:val="single"/>
-          </w:rPr>
-          <w:t>Marko 16:1–8</w:t>
-        </w:r>
-      </w:hyperlink>
-      <w:r>
-        <w:rPr>
-          <w:lang w:val="sw_KE" w:bidi="sw_KE"/>
-        </w:rPr>
-        <w:t xml:space="preserve">; </w:t>
-      </w:r>
-      <w:hyperlink r:id="rId133">
-        <w:r>
-          <w:rPr>
-            <w:lang w:val="sw_KE" w:bidi="sw_KE"/>
-          </w:rPr>
-          <w:rPr>
-            <w:color w:val="0000EE"/>
-            <w:u w:val="single"/>
-          </w:rPr>
-          <w:t>Luka 24:1–11</w:t>
-        </w:r>
-      </w:hyperlink>
+      <w:r>
+        <w:rPr>
+          <w:lang w:val="sw_KE" w:bidi="sw_KE"/>
+        </w:rPr>
+        <w:t>Mathayo 28:1–8</w:t>
+      </w:r>
+      <w:r>
+        <w:rPr>
+          <w:lang w:val="sw_KE" w:bidi="sw_KE"/>
+        </w:rPr>
+        <w:t xml:space="preserve">; </w:t>
+      </w:r>
+      <w:r>
+        <w:rPr>
+          <w:lang w:val="sw_KE" w:bidi="sw_KE"/>
+        </w:rPr>
+        <w:t>Marko 16:1–8</w:t>
+      </w:r>
+      <w:r>
+        <w:rPr>
+          <w:lang w:val="sw_KE" w:bidi="sw_KE"/>
+        </w:rPr>
+        <w:t xml:space="preserve">; </w:t>
+      </w:r>
+      <w:r>
+        <w:rPr>
+          <w:lang w:val="sw_KE" w:bidi="sw_KE"/>
+        </w:rPr>
+        <w:t>Luka 24:1–11</w:t>
+      </w:r>
       <w:r>
         <w:rPr>
           <w:lang w:val="sw_KE" w:bidi="sw_KE"/>
         </w:rPr>
         <w:t xml:space="preserve">, </w:t>
       </w:r>
-      <w:hyperlink r:id="rId134">
-        <w:r>
-          <w:rPr>
-            <w:lang w:val="sw_KE" w:bidi="sw_KE"/>
-          </w:rPr>
-          <w:rPr>
-            <w:color w:val="0000EE"/>
-            <w:u w:val="single"/>
-          </w:rPr>
-          <w:t>22–24</w:t>
-        </w:r>
-      </w:hyperlink>
+      <w:r>
+        <w:rPr>
+          <w:lang w:val="sw_KE" w:bidi="sw_KE"/>
+        </w:rPr>
+        <w:t>22–24</w:t>
+      </w:r>
       <w:r>
         <w:rPr>
           <w:lang w:val="sw_KE" w:bidi="sw_KE"/>
         </w:rPr>
         <w:t>). Pia alikuwa wa kwanza kumwona Yesu aliyefufuka (</w:t>
       </w:r>
-      <w:hyperlink r:id="rId135">
-        <w:r>
-          <w:rPr>
-            <w:lang w:val="sw_KE" w:bidi="sw_KE"/>
-          </w:rPr>
-          <w:rPr>
-            <w:color w:val="0000EE"/>
-            <w:u w:val="single"/>
-          </w:rPr>
-          <w:t>Mathayo 28:9–10</w:t>
-        </w:r>
-      </w:hyperlink>
-      <w:r>
-        <w:rPr>
-          <w:lang w:val="sw_KE" w:bidi="sw_KE"/>
-        </w:rPr>
-        <w:t xml:space="preserve">; </w:t>
-      </w:r>
-      <w:hyperlink r:id="rId136">
-        <w:r>
-          <w:rPr>
-            <w:lang w:val="sw_KE" w:bidi="sw_KE"/>
-          </w:rPr>
-          <w:rPr>
-            <w:color w:val="0000EE"/>
-            <w:u w:val="single"/>
-          </w:rPr>
-          <w:t>Marko 16:9–11</w:t>
-        </w:r>
-      </w:hyperlink>
-      <w:r>
-        <w:rPr>
-          <w:lang w:val="sw_KE" w:bidi="sw_KE"/>
-        </w:rPr>
-        <w:t xml:space="preserve">; </w:t>
-      </w:r>
-      <w:hyperlink r:id="rId137">
-        <w:r>
-          <w:rPr>
-            <w:lang w:val="sw_KE" w:bidi="sw_KE"/>
-          </w:rPr>
-          <w:rPr>
-            <w:color w:val="0000EE"/>
-            <w:u w:val="single"/>
-          </w:rPr>
-          <w:t>Yohana 20:1–2</w:t>
-        </w:r>
-      </w:hyperlink>
+      <w:r>
+        <w:rPr>
+          <w:lang w:val="sw_KE" w:bidi="sw_KE"/>
+        </w:rPr>
+        <w:t>Mathayo 28:9–10</w:t>
+      </w:r>
+      <w:r>
+        <w:rPr>
+          <w:lang w:val="sw_KE" w:bidi="sw_KE"/>
+        </w:rPr>
+        <w:t xml:space="preserve">; </w:t>
+      </w:r>
+      <w:r>
+        <w:rPr>
+          <w:lang w:val="sw_KE" w:bidi="sw_KE"/>
+        </w:rPr>
+        <w:t>Marko 16:9–11</w:t>
+      </w:r>
+      <w:r>
+        <w:rPr>
+          <w:lang w:val="sw_KE" w:bidi="sw_KE"/>
+        </w:rPr>
+        <w:t xml:space="preserve">; </w:t>
+      </w:r>
+      <w:r>
+        <w:rPr>
+          <w:lang w:val="sw_KE" w:bidi="sw_KE"/>
+        </w:rPr>
+        <w:t>Yohana 20:1–2</w:t>
+      </w:r>
       <w:r>
         <w:rPr>
           <w:lang w:val="sw_KE" w:bidi="sw_KE"/>
         </w:rPr>
         <w:t xml:space="preserve">, </w:t>
       </w:r>
-      <w:hyperlink r:id="rId138">
-        <w:r>
-          <w:rPr>
-            <w:lang w:val="sw_KE" w:bidi="sw_KE"/>
-          </w:rPr>
-          <w:rPr>
-            <w:color w:val="0000EE"/>
-            <w:u w:val="single"/>
-          </w:rPr>
-          <w:t>11–18</w:t>
-        </w:r>
-      </w:hyperlink>
+      <w:r>
+        <w:rPr>
+          <w:lang w:val="sw_KE" w:bidi="sw_KE"/>
+        </w:rPr>
+        <w:t>11–18</w:t>
+      </w:r>
       <w:r>
         <w:rPr>
           <w:lang w:val="sw_KE" w:bidi="sw_KE"/>
@@ -4360,144 +3478,96 @@
         </w:rPr>
         <w:t xml:space="preserve"> (sio mtume) na Yosefu, alikuwa miongoni mwa wanawake waliokuwepo wakati wa kifo cha Yesu msalabani na mazishi yake (</w:t>
       </w:r>
-      <w:hyperlink r:id="rId126">
-        <w:r>
-          <w:rPr>
-            <w:lang w:val="sw_KE" w:bidi="sw_KE"/>
-          </w:rPr>
-          <w:rPr>
-            <w:color w:val="0000EE"/>
-            <w:u w:val="single"/>
-          </w:rPr>
-          <w:t>Mathayo 27:55–61</w:t>
-        </w:r>
-      </w:hyperlink>
-      <w:r>
-        <w:rPr>
-          <w:lang w:val="sw_KE" w:bidi="sw_KE"/>
-        </w:rPr>
-        <w:t xml:space="preserve">; </w:t>
-      </w:r>
-      <w:hyperlink r:id="rId127">
-        <w:r>
-          <w:rPr>
-            <w:lang w:val="sw_KE" w:bidi="sw_KE"/>
-          </w:rPr>
-          <w:rPr>
-            <w:color w:val="0000EE"/>
-            <w:u w:val="single"/>
-          </w:rPr>
-          <w:t>Marko 15:40–47</w:t>
-        </w:r>
-      </w:hyperlink>
+      <w:r>
+        <w:rPr>
+          <w:lang w:val="sw_KE" w:bidi="sw_KE"/>
+        </w:rPr>
+        <w:t>Mathayo 27:55–61</w:t>
+      </w:r>
+      <w:r>
+        <w:rPr>
+          <w:lang w:val="sw_KE" w:bidi="sw_KE"/>
+        </w:rPr>
+        <w:t xml:space="preserve">; </w:t>
+      </w:r>
+      <w:r>
+        <w:rPr>
+          <w:lang w:val="sw_KE" w:bidi="sw_KE"/>
+        </w:rPr>
+        <w:t>Marko 15:40–47</w:t>
+      </w:r>
       <w:r>
         <w:rPr>
           <w:lang w:val="sw_KE" w:bidi="sw_KE"/>
         </w:rPr>
         <w:t xml:space="preserve">; tazama pia </w:t>
       </w:r>
-      <w:hyperlink r:id="rId129">
-        <w:r>
-          <w:rPr>
-            <w:lang w:val="sw_KE" w:bidi="sw_KE"/>
-          </w:rPr>
-          <w:rPr>
-            <w:color w:val="0000EE"/>
-            <w:u w:val="single"/>
-          </w:rPr>
-          <w:t>Luka 23:49</w:t>
-        </w:r>
-      </w:hyperlink>
+      <w:r>
+        <w:rPr>
+          <w:lang w:val="sw_KE" w:bidi="sw_KE"/>
+        </w:rPr>
+        <w:t>Luka 23:49</w:t>
+      </w:r>
       <w:r>
         <w:rPr>
           <w:lang w:val="sw_KE" w:bidi="sw_KE"/>
         </w:rPr>
         <w:t xml:space="preserve">, </w:t>
       </w:r>
-      <w:hyperlink r:id="rId139">
-        <w:r>
-          <w:rPr>
-            <w:lang w:val="sw_KE" w:bidi="sw_KE"/>
-          </w:rPr>
-          <w:rPr>
-            <w:color w:val="0000EE"/>
-            <w:u w:val="single"/>
-          </w:rPr>
-          <w:t>55</w:t>
-        </w:r>
-      </w:hyperlink>
+      <w:r>
+        <w:rPr>
+          <w:lang w:val="sw_KE" w:bidi="sw_KE"/>
+        </w:rPr>
+        <w:t>55</w:t>
+      </w:r>
       <w:r>
         <w:rPr>
           <w:lang w:val="sw_KE" w:bidi="sw_KE"/>
         </w:rPr>
         <w:t>). Kama Maria Magdalene, alikuwa miongoni mwa wa kwanza kusikia kwamba Yesu alikuwa amefufuka kutoka kwa wafu (</w:t>
       </w:r>
-      <w:hyperlink r:id="rId131">
-        <w:r>
-          <w:rPr>
-            <w:lang w:val="sw_KE" w:bidi="sw_KE"/>
-          </w:rPr>
-          <w:rPr>
-            <w:color w:val="0000EE"/>
-            <w:u w:val="single"/>
-          </w:rPr>
-          <w:t>Mathayo 28:1–8</w:t>
-        </w:r>
-      </w:hyperlink>
-      <w:r>
-        <w:rPr>
-          <w:lang w:val="sw_KE" w:bidi="sw_KE"/>
-        </w:rPr>
-        <w:t xml:space="preserve">; </w:t>
-      </w:r>
-      <w:hyperlink r:id="rId132">
-        <w:r>
-          <w:rPr>
-            <w:lang w:val="sw_KE" w:bidi="sw_KE"/>
-          </w:rPr>
-          <w:rPr>
-            <w:color w:val="0000EE"/>
-            <w:u w:val="single"/>
-          </w:rPr>
-          <w:t>Marko 16:1–8</w:t>
-        </w:r>
-      </w:hyperlink>
-      <w:r>
-        <w:rPr>
-          <w:lang w:val="sw_KE" w:bidi="sw_KE"/>
-        </w:rPr>
-        <w:t xml:space="preserve">; </w:t>
-      </w:r>
-      <w:hyperlink r:id="rId133">
-        <w:r>
-          <w:rPr>
-            <w:lang w:val="sw_KE" w:bidi="sw_KE"/>
-          </w:rPr>
-          <w:rPr>
-            <w:color w:val="0000EE"/>
-            <w:u w:val="single"/>
-          </w:rPr>
-          <w:t>Luka 24:1–11</w:t>
-        </w:r>
-      </w:hyperlink>
+      <w:r>
+        <w:rPr>
+          <w:lang w:val="sw_KE" w:bidi="sw_KE"/>
+        </w:rPr>
+        <w:t>Mathayo 28:1–8</w:t>
+      </w:r>
+      <w:r>
+        <w:rPr>
+          <w:lang w:val="sw_KE" w:bidi="sw_KE"/>
+        </w:rPr>
+        <w:t xml:space="preserve">; </w:t>
+      </w:r>
+      <w:r>
+        <w:rPr>
+          <w:lang w:val="sw_KE" w:bidi="sw_KE"/>
+        </w:rPr>
+        <w:t>Marko 16:1–8</w:t>
+      </w:r>
+      <w:r>
+        <w:rPr>
+          <w:lang w:val="sw_KE" w:bidi="sw_KE"/>
+        </w:rPr>
+        <w:t xml:space="preserve">; </w:t>
+      </w:r>
+      <w:r>
+        <w:rPr>
+          <w:lang w:val="sw_KE" w:bidi="sw_KE"/>
+        </w:rPr>
+        <w:t>Luka 24:1–11</w:t>
+      </w:r>
       <w:r>
         <w:rPr>
           <w:lang w:val="sw_KE" w:bidi="sw_KE"/>
         </w:rPr>
         <w:t>). Alikuwa pia mmoja wa wa kwanza kumuona Yesu aliyefufuka (</w:t>
       </w:r>
-      <w:hyperlink r:id="rId135">
-        <w:r>
-          <w:rPr>
-            <w:lang w:val="sw_KE" w:bidi="sw_KE"/>
-          </w:rPr>
-          <w:rPr>
-            <w:color w:val="0000EE"/>
-            <w:u w:val="single"/>
-          </w:rPr>
-          <w:t>Mathayo 28:9–10</w:t>
-        </w:r>
-      </w:hyperlink>
+      <w:r>
+        <w:rPr>
+          <w:lang w:val="sw_KE" w:bidi="sw_KE"/>
+        </w:rPr>
+        <w:t>Mathayo 28:9–10</w:t>
+      </w:r>
       <w:r>
         <w:rPr>
           <w:lang w:val="sw_KE" w:bidi="sw_KE"/>
@@ -4529,108 +3599,72 @@
         </w:rPr>
         <w:t xml:space="preserve"> alikuwa dada wa Martha na Lazaro. Yesu aliipenda sana familia yao (</w:t>
       </w:r>
-      <w:hyperlink r:id="rId140">
-        <w:r>
-          <w:rPr>
-            <w:lang w:val="sw_KE" w:bidi="sw_KE"/>
-          </w:rPr>
-          <w:rPr>
-            <w:color w:val="0000EE"/>
-            <w:u w:val="single"/>
-          </w:rPr>
-          <w:t>Yohana 11:5</w:t>
-        </w:r>
-      </w:hyperlink>
+      <w:r>
+        <w:rPr>
+          <w:lang w:val="sw_KE" w:bidi="sw_KE"/>
+        </w:rPr>
+        <w:t>Yohana 11:5</w:t>
+      </w:r>
       <w:r>
         <w:rPr>
           <w:lang w:val="sw_KE" w:bidi="sw_KE"/>
         </w:rPr>
         <w:t>). Yesu alimsifu Maria kwa hamu yake ya kujifunza kutoka kwake (</w:t>
       </w:r>
-      <w:hyperlink r:id="rId141">
-        <w:r>
-          <w:rPr>
-            <w:lang w:val="sw_KE" w:bidi="sw_KE"/>
-          </w:rPr>
-          <w:rPr>
-            <w:color w:val="0000EE"/>
-            <w:u w:val="single"/>
-          </w:rPr>
-          <w:t>Luka 10:38–42</w:t>
-        </w:r>
-      </w:hyperlink>
+      <w:r>
+        <w:rPr>
+          <w:lang w:val="sw_KE" w:bidi="sw_KE"/>
+        </w:rPr>
+        <w:t>Luka 10:38–42</w:t>
+      </w:r>
       <w:r>
         <w:rPr>
           <w:lang w:val="sw_KE" w:bidi="sw_KE"/>
         </w:rPr>
         <w:t>). Baada ya Yesu kumfufua kaka yake kutoka kwa wafu (</w:t>
       </w:r>
-      <w:hyperlink r:id="rId142">
-        <w:r>
-          <w:rPr>
-            <w:lang w:val="sw_KE" w:bidi="sw_KE"/>
-          </w:rPr>
-          <w:rPr>
-            <w:color w:val="0000EE"/>
-            <w:u w:val="single"/>
-          </w:rPr>
-          <w:t>Yohana 11:32–45</w:t>
-        </w:r>
-      </w:hyperlink>
+      <w:r>
+        <w:rPr>
+          <w:lang w:val="sw_KE" w:bidi="sw_KE"/>
+        </w:rPr>
+        <w:t>Yohana 11:32–45</w:t>
+      </w:r>
       <w:r>
         <w:rPr>
           <w:lang w:val="sw_KE" w:bidi="sw_KE"/>
         </w:rPr>
         <w:t>), Maria alipaka miguu ya Yesu mafuta ya thamani kubwa. Yesu alimkinga alipokosolewa na wengine kwa kusema ilikuwa ni upotevu (</w:t>
       </w:r>
-      <w:hyperlink r:id="rId143">
-        <w:r>
-          <w:rPr>
-            <w:lang w:val="sw_KE" w:bidi="sw_KE"/>
-          </w:rPr>
-          <w:rPr>
-            <w:color w:val="0000EE"/>
-            <w:u w:val="single"/>
-          </w:rPr>
-          <w:t>Yohana 12:1–11</w:t>
-        </w:r>
-      </w:hyperlink>
+      <w:r>
+        <w:rPr>
+          <w:lang w:val="sw_KE" w:bidi="sw_KE"/>
+        </w:rPr>
+        <w:t>Yohana 12:1–11</w:t>
+      </w:r>
       <w:r>
         <w:rPr>
           <w:lang w:val="sw_KE" w:bidi="sw_KE"/>
         </w:rPr>
         <w:t xml:space="preserve">; linganisha </w:t>
       </w:r>
-      <w:hyperlink r:id="rId144">
-        <w:r>
-          <w:rPr>
-            <w:lang w:val="sw_KE" w:bidi="sw_KE"/>
-          </w:rPr>
-          <w:rPr>
-            <w:color w:val="0000EE"/>
-            <w:u w:val="single"/>
-          </w:rPr>
-          <w:t>Mathayo 26:6–13</w:t>
-        </w:r>
-      </w:hyperlink>
-      <w:r>
-        <w:rPr>
-          <w:lang w:val="sw_KE" w:bidi="sw_KE"/>
-        </w:rPr>
-        <w:t xml:space="preserve">; </w:t>
-      </w:r>
-      <w:hyperlink r:id="rId145">
-        <w:r>
-          <w:rPr>
-            <w:lang w:val="sw_KE" w:bidi="sw_KE"/>
-          </w:rPr>
-          <w:rPr>
-            <w:color w:val="0000EE"/>
-            <w:u w:val="single"/>
-          </w:rPr>
-          <w:t>Marko 14:3–9</w:t>
-        </w:r>
-      </w:hyperlink>
+      <w:r>
+        <w:rPr>
+          <w:lang w:val="sw_KE" w:bidi="sw_KE"/>
+        </w:rPr>
+        <w:t>Mathayo 26:6–13</w:t>
+      </w:r>
+      <w:r>
+        <w:rPr>
+          <w:lang w:val="sw_KE" w:bidi="sw_KE"/>
+        </w:rPr>
+        <w:t xml:space="preserve">; </w:t>
+      </w:r>
+      <w:r>
+        <w:rPr>
+          <w:lang w:val="sw_KE" w:bidi="sw_KE"/>
+        </w:rPr>
+        <w:t>Marko 14:3–9</w:t>
+      </w:r>
       <w:r>
         <w:rPr>
           <w:lang w:val="sw_KE" w:bidi="sw_KE"/>
@@ -4662,18 +3696,12 @@
         </w:rPr>
         <w:t xml:space="preserve"> alikuwa miongoni mwa wanawake waliokuwa wakimwangalia Yesu alipokufa msalabani (</w:t>
       </w:r>
-      <w:hyperlink r:id="rId128">
-        <w:r>
-          <w:rPr>
-            <w:lang w:val="sw_KE" w:bidi="sw_KE"/>
-          </w:rPr>
-          <w:rPr>
-            <w:color w:val="0000EE"/>
-            <w:u w:val="single"/>
-          </w:rPr>
-          <w:t>Yohana 19:25</w:t>
-        </w:r>
-      </w:hyperlink>
+      <w:r>
+        <w:rPr>
+          <w:lang w:val="sw_KE" w:bidi="sw_KE"/>
+        </w:rPr>
+        <w:t>Yohana 19:25</w:t>
+      </w:r>
       <w:r>
         <w:rPr>
           <w:lang w:val="sw_KE" w:bidi="sw_KE"/>
@@ -4703,252 +3731,168 @@
           <w:lang w:val="sw_KE" w:bidi="sw_KE"/>
         </w:rPr>
       </w:r>
-      <w:hyperlink r:id="rId126">
-        <w:r>
-          <w:rPr>
-            <w:lang w:val="sw_KE" w:bidi="sw_KE"/>
-          </w:rPr>
-          <w:rPr>
-            <w:color w:val="0000EE"/>
-            <w:u w:val="single"/>
-          </w:rPr>
-          <w:t>Mathayo 27:55–61</w:t>
-        </w:r>
-      </w:hyperlink>
-      <w:r>
-        <w:rPr>
-          <w:lang w:val="sw_KE" w:bidi="sw_KE"/>
-        </w:rPr>
-        <w:t xml:space="preserve">; </w:t>
-      </w:r>
-      <w:hyperlink r:id="rId146">
-        <w:r>
-          <w:rPr>
-            <w:lang w:val="sw_KE" w:bidi="sw_KE"/>
-          </w:rPr>
-          <w:rPr>
-            <w:color w:val="0000EE"/>
-            <w:u w:val="single"/>
-          </w:rPr>
-          <w:t>28:1</w:t>
-        </w:r>
-      </w:hyperlink>
-      <w:r>
-        <w:rPr>
-          <w:lang w:val="sw_KE" w:bidi="sw_KE"/>
-        </w:rPr>
-        <w:t xml:space="preserve">; </w:t>
-      </w:r>
-      <w:hyperlink r:id="rId127">
-        <w:r>
-          <w:rPr>
-            <w:lang w:val="sw_KE" w:bidi="sw_KE"/>
-          </w:rPr>
-          <w:rPr>
-            <w:color w:val="0000EE"/>
-            <w:u w:val="single"/>
-          </w:rPr>
-          <w:t>Marko 15:40–47</w:t>
-        </w:r>
-      </w:hyperlink>
-      <w:r>
-        <w:rPr>
-          <w:lang w:val="sw_KE" w:bidi="sw_KE"/>
-        </w:rPr>
-        <w:t xml:space="preserve">; </w:t>
-      </w:r>
-      <w:hyperlink r:id="rId147">
-        <w:r>
-          <w:rPr>
-            <w:lang w:val="sw_KE" w:bidi="sw_KE"/>
-          </w:rPr>
-          <w:rPr>
-            <w:color w:val="0000EE"/>
-            <w:u w:val="single"/>
-          </w:rPr>
-          <w:t>16:1–11</w:t>
-        </w:r>
-      </w:hyperlink>
-      <w:r>
-        <w:rPr>
-          <w:lang w:val="sw_KE" w:bidi="sw_KE"/>
-        </w:rPr>
-        <w:t xml:space="preserve">; </w:t>
-      </w:r>
-      <w:hyperlink r:id="rId148">
-        <w:r>
-          <w:rPr>
-            <w:lang w:val="sw_KE" w:bidi="sw_KE"/>
-          </w:rPr>
-          <w:rPr>
-            <w:color w:val="0000EE"/>
-            <w:u w:val="single"/>
-          </w:rPr>
-          <w:t>Luka 8:2–3</w:t>
-        </w:r>
-      </w:hyperlink>
-      <w:r>
-        <w:rPr>
-          <w:lang w:val="sw_KE" w:bidi="sw_KE"/>
-        </w:rPr>
-        <w:t xml:space="preserve">; </w:t>
-      </w:r>
-      <w:hyperlink r:id="rId141">
-        <w:r>
-          <w:rPr>
-            <w:lang w:val="sw_KE" w:bidi="sw_KE"/>
-          </w:rPr>
-          <w:rPr>
-            <w:color w:val="0000EE"/>
-            <w:u w:val="single"/>
-          </w:rPr>
-          <w:t>10:38–42</w:t>
-        </w:r>
-      </w:hyperlink>
-      <w:r>
-        <w:rPr>
-          <w:lang w:val="sw_KE" w:bidi="sw_KE"/>
-        </w:rPr>
-        <w:t xml:space="preserve">; </w:t>
-      </w:r>
-      <w:hyperlink r:id="rId149">
-        <w:r>
-          <w:rPr>
-            <w:lang w:val="sw_KE" w:bidi="sw_KE"/>
-          </w:rPr>
-          <w:rPr>
-            <w:color w:val="0000EE"/>
-            <w:u w:val="single"/>
-          </w:rPr>
-          <w:t>24:1–10</w:t>
-        </w:r>
-      </w:hyperlink>
-      <w:r>
-        <w:rPr>
-          <w:lang w:val="sw_KE" w:bidi="sw_KE"/>
-        </w:rPr>
-        <w:t xml:space="preserve">; </w:t>
-      </w:r>
-      <w:hyperlink r:id="rId150">
-        <w:r>
-          <w:rPr>
-            <w:lang w:val="sw_KE" w:bidi="sw_KE"/>
-          </w:rPr>
-          <w:rPr>
-            <w:color w:val="0000EE"/>
-            <w:u w:val="single"/>
-          </w:rPr>
-          <w:t>Yohana 11:1–6</w:t>
-        </w:r>
-      </w:hyperlink>
+      <w:r>
+        <w:rPr>
+          <w:lang w:val="sw_KE" w:bidi="sw_KE"/>
+        </w:rPr>
+        <w:t>Mathayo 27:55–61</w:t>
+      </w:r>
+      <w:r>
+        <w:rPr>
+          <w:lang w:val="sw_KE" w:bidi="sw_KE"/>
+        </w:rPr>
+        <w:t xml:space="preserve">; </w:t>
+      </w:r>
+      <w:r>
+        <w:rPr>
+          <w:lang w:val="sw_KE" w:bidi="sw_KE"/>
+        </w:rPr>
+        <w:t>28:1</w:t>
+      </w:r>
+      <w:r>
+        <w:rPr>
+          <w:lang w:val="sw_KE" w:bidi="sw_KE"/>
+        </w:rPr>
+        <w:t xml:space="preserve">; </w:t>
+      </w:r>
+      <w:r>
+        <w:rPr>
+          <w:lang w:val="sw_KE" w:bidi="sw_KE"/>
+        </w:rPr>
+        <w:t>Marko 15:40–47</w:t>
+      </w:r>
+      <w:r>
+        <w:rPr>
+          <w:lang w:val="sw_KE" w:bidi="sw_KE"/>
+        </w:rPr>
+        <w:t xml:space="preserve">; </w:t>
+      </w:r>
+      <w:r>
+        <w:rPr>
+          <w:lang w:val="sw_KE" w:bidi="sw_KE"/>
+        </w:rPr>
+        <w:t>16:1–11</w:t>
+      </w:r>
+      <w:r>
+        <w:rPr>
+          <w:lang w:val="sw_KE" w:bidi="sw_KE"/>
+        </w:rPr>
+        <w:t xml:space="preserve">; </w:t>
+      </w:r>
+      <w:r>
+        <w:rPr>
+          <w:lang w:val="sw_KE" w:bidi="sw_KE"/>
+        </w:rPr>
+        <w:t>Luka 8:2–3</w:t>
+      </w:r>
+      <w:r>
+        <w:rPr>
+          <w:lang w:val="sw_KE" w:bidi="sw_KE"/>
+        </w:rPr>
+        <w:t xml:space="preserve">; </w:t>
+      </w:r>
+      <w:r>
+        <w:rPr>
+          <w:lang w:val="sw_KE" w:bidi="sw_KE"/>
+        </w:rPr>
+        <w:t>10:38–42</w:t>
+      </w:r>
+      <w:r>
+        <w:rPr>
+          <w:lang w:val="sw_KE" w:bidi="sw_KE"/>
+        </w:rPr>
+        <w:t xml:space="preserve">; </w:t>
+      </w:r>
+      <w:r>
+        <w:rPr>
+          <w:lang w:val="sw_KE" w:bidi="sw_KE"/>
+        </w:rPr>
+        <w:t>24:1–10</w:t>
+      </w:r>
+      <w:r>
+        <w:rPr>
+          <w:lang w:val="sw_KE" w:bidi="sw_KE"/>
+        </w:rPr>
+        <w:t xml:space="preserve">; </w:t>
+      </w:r>
+      <w:r>
+        <w:rPr>
+          <w:lang w:val="sw_KE" w:bidi="sw_KE"/>
+        </w:rPr>
+        <w:t>Yohana 11:1–6</w:t>
+      </w:r>
       <w:r>
         <w:rPr>
           <w:lang w:val="sw_KE" w:bidi="sw_KE"/>
         </w:rPr>
         <w:t xml:space="preserve">, </w:t>
       </w:r>
-      <w:hyperlink r:id="rId151">
-        <w:r>
-          <w:rPr>
-            <w:lang w:val="sw_KE" w:bidi="sw_KE"/>
-          </w:rPr>
-          <w:rPr>
-            <w:color w:val="0000EE"/>
-            <w:u w:val="single"/>
-          </w:rPr>
-          <w:t>17–24</w:t>
-        </w:r>
-      </w:hyperlink>
-      <w:r>
-        <w:rPr>
-          <w:lang w:val="sw_KE" w:bidi="sw_KE"/>
-        </w:rPr>
-        <w:t xml:space="preserve">; </w:t>
-      </w:r>
-      <w:hyperlink r:id="rId152">
-        <w:r>
-          <w:rPr>
-            <w:lang w:val="sw_KE" w:bidi="sw_KE"/>
-          </w:rPr>
-          <w:rPr>
-            <w:color w:val="0000EE"/>
-            <w:u w:val="single"/>
-          </w:rPr>
-          <w:t>12:3–8</w:t>
-        </w:r>
-      </w:hyperlink>
-      <w:r>
-        <w:rPr>
-          <w:lang w:val="sw_KE" w:bidi="sw_KE"/>
-        </w:rPr>
-        <w:t xml:space="preserve">; </w:t>
-      </w:r>
-      <w:hyperlink r:id="rId128">
-        <w:r>
-          <w:rPr>
-            <w:lang w:val="sw_KE" w:bidi="sw_KE"/>
-          </w:rPr>
-          <w:rPr>
-            <w:color w:val="0000EE"/>
-            <w:u w:val="single"/>
-          </w:rPr>
-          <w:t>19:25</w:t>
-        </w:r>
-      </w:hyperlink>
-      <w:r>
-        <w:rPr>
-          <w:lang w:val="sw_KE" w:bidi="sw_KE"/>
-        </w:rPr>
-        <w:t xml:space="preserve">; </w:t>
-      </w:r>
-      <w:hyperlink r:id="rId137">
-        <w:r>
-          <w:rPr>
-            <w:lang w:val="sw_KE" w:bidi="sw_KE"/>
-          </w:rPr>
-          <w:rPr>
-            <w:color w:val="0000EE"/>
-            <w:u w:val="single"/>
-          </w:rPr>
-          <w:t>20:1–2</w:t>
-        </w:r>
-      </w:hyperlink>
+      <w:r>
+        <w:rPr>
+          <w:lang w:val="sw_KE" w:bidi="sw_KE"/>
+        </w:rPr>
+        <w:t>17–24</w:t>
+      </w:r>
+      <w:r>
+        <w:rPr>
+          <w:lang w:val="sw_KE" w:bidi="sw_KE"/>
+        </w:rPr>
+        <w:t xml:space="preserve">; </w:t>
+      </w:r>
+      <w:r>
+        <w:rPr>
+          <w:lang w:val="sw_KE" w:bidi="sw_KE"/>
+        </w:rPr>
+        <w:t>12:3–8</w:t>
+      </w:r>
+      <w:r>
+        <w:rPr>
+          <w:lang w:val="sw_KE" w:bidi="sw_KE"/>
+        </w:rPr>
+        <w:t xml:space="preserve">; </w:t>
+      </w:r>
+      <w:r>
+        <w:rPr>
+          <w:lang w:val="sw_KE" w:bidi="sw_KE"/>
+        </w:rPr>
+        <w:t>19:25</w:t>
+      </w:r>
+      <w:r>
+        <w:rPr>
+          <w:lang w:val="sw_KE" w:bidi="sw_KE"/>
+        </w:rPr>
+        <w:t xml:space="preserve">; </w:t>
+      </w:r>
+      <w:r>
+        <w:rPr>
+          <w:lang w:val="sw_KE" w:bidi="sw_KE"/>
+        </w:rPr>
+        <w:t>20:1–2</w:t>
+      </w:r>
       <w:r>
         <w:rPr>
           <w:lang w:val="sw_KE" w:bidi="sw_KE"/>
         </w:rPr>
         <w:t xml:space="preserve">, </w:t>
       </w:r>
-      <w:hyperlink r:id="rId138">
-        <w:r>
-          <w:rPr>
-            <w:lang w:val="sw_KE" w:bidi="sw_KE"/>
-          </w:rPr>
-          <w:rPr>
-            <w:color w:val="0000EE"/>
-            <w:u w:val="single"/>
-          </w:rPr>
-          <w:t>11–18</w:t>
-        </w:r>
-      </w:hyperlink>
-      <w:r>
-        <w:rPr>
-          <w:lang w:val="sw_KE" w:bidi="sw_KE"/>
-        </w:rPr>
-        <w:t xml:space="preserve">; </w:t>
-      </w:r>
-      <w:hyperlink r:id="rId153">
-        <w:r>
-          <w:rPr>
-            <w:lang w:val="sw_KE" w:bidi="sw_KE"/>
-          </w:rPr>
-          <w:rPr>
-            <w:color w:val="0000EE"/>
-            <w:u w:val="single"/>
-          </w:rPr>
-          <w:t>Matendo 12:12</w:t>
-        </w:r>
-      </w:hyperlink>
+      <w:r>
+        <w:rPr>
+          <w:lang w:val="sw_KE" w:bidi="sw_KE"/>
+        </w:rPr>
+        <w:t>11–18</w:t>
+      </w:r>
+      <w:r>
+        <w:rPr>
+          <w:lang w:val="sw_KE" w:bidi="sw_KE"/>
+        </w:rPr>
+        <w:t xml:space="preserve">; </w:t>
+      </w:r>
+      <w:r>
+        <w:rPr>
+          <w:lang w:val="sw_KE" w:bidi="sw_KE"/>
+        </w:rPr>
+        <w:t>Matendo 12:12</w:t>
+      </w:r>
       <w:r>
         <w:rPr>
           <w:lang w:val="sw_KE" w:bidi="sw_KE"/>
@@ -4997,18 +3941,12 @@
         </w:rPr>
         <w:t>Samaria ilikuwa eneo kaskazini mwa Yudea, likiwa katikati ya mji wa kale wa Shekemu, ambao unaitwa Sikari katika Agano Jipya. Baada ya ushindi wa Israeli mbamo mwaka wa 722 Kabla ya Kristo (KK), miji ya Samaria na Shekemu iliharibiwa. Watu kutoka sehemu mbalimbali za ufalme wa Ashuru walijaza tena eneo hilo (</w:t>
       </w:r>
-      <w:hyperlink r:id="rId154">
-        <w:r>
-          <w:rPr>
-            <w:lang w:val="sw_KE" w:bidi="sw_KE"/>
-          </w:rPr>
-          <w:rPr>
-            <w:color w:val="0000EE"/>
-            <w:u w:val="single"/>
-          </w:rPr>
-          <w:t>2 Wafalme 17:21–41</w:t>
-        </w:r>
-      </w:hyperlink>
+      <w:r>
+        <w:rPr>
+          <w:lang w:val="sw_KE" w:bidi="sw_KE"/>
+        </w:rPr>
+        <w:t>2 Wafalme 17:21–41</w:t>
+      </w:r>
       <w:r>
         <w:rPr>
           <w:lang w:val="sw_KE" w:bidi="sw_KE"/>
@@ -5029,36 +3967,24 @@
         </w:rPr>
         <w:t xml:space="preserve">Wasamaria na Wayahudi walikuwa na historia ndefu ya migogoro, iliyoanza baada ya Wayahudi kurudi kutoka uhamishoni (tazama </w:t>
       </w:r>
-      <w:hyperlink r:id="rId155">
-        <w:r>
-          <w:rPr>
-            <w:lang w:val="sw_KE" w:bidi="sw_KE"/>
-          </w:rPr>
-          <w:rPr>
-            <w:color w:val="0000EE"/>
-            <w:u w:val="single"/>
-          </w:rPr>
-          <w:t>Ezra 4:1–5</w:t>
-        </w:r>
-      </w:hyperlink>
-      <w:r>
-        <w:rPr>
-          <w:lang w:val="sw_KE" w:bidi="sw_KE"/>
-        </w:rPr>
-        <w:t xml:space="preserve">; </w:t>
-      </w:r>
-      <w:hyperlink r:id="rId156">
-        <w:r>
-          <w:rPr>
-            <w:lang w:val="sw_KE" w:bidi="sw_KE"/>
-          </w:rPr>
-          <w:rPr>
-            <w:color w:val="0000EE"/>
-            <w:u w:val="single"/>
-          </w:rPr>
-          <w:t>Nehemia 4:1–23</w:t>
-        </w:r>
-      </w:hyperlink>
+      <w:r>
+        <w:rPr>
+          <w:lang w:val="sw_KE" w:bidi="sw_KE"/>
+        </w:rPr>
+        <w:t>Ezra 4:1–5</w:t>
+      </w:r>
+      <w:r>
+        <w:rPr>
+          <w:lang w:val="sw_KE" w:bidi="sw_KE"/>
+        </w:rPr>
+        <w:t xml:space="preserve">; </w:t>
+      </w:r>
+      <w:r>
+        <w:rPr>
+          <w:lang w:val="sw_KE" w:bidi="sw_KE"/>
+        </w:rPr>
+        <w:t>Nehemia 4:1–23</w:t>
+      </w:r>
       <w:r>
         <w:rPr>
           <w:lang w:val="sw_KE" w:bidi="sw_KE"/>
@@ -5102,72 +4028,48 @@
           <w:lang w:val="sw_KE" w:bidi="sw_KE"/>
         </w:rPr>
       </w:r>
-      <w:hyperlink r:id="rId154">
-        <w:r>
-          <w:rPr>
-            <w:lang w:val="sw_KE" w:bidi="sw_KE"/>
-          </w:rPr>
-          <w:rPr>
-            <w:color w:val="0000EE"/>
-            <w:u w:val="single"/>
-          </w:rPr>
-          <w:t>2 Wafalme 17:21–41</w:t>
-        </w:r>
-      </w:hyperlink>
-      <w:r>
-        <w:rPr>
-          <w:lang w:val="sw_KE" w:bidi="sw_KE"/>
-        </w:rPr>
-        <w:t xml:space="preserve">; </w:t>
-      </w:r>
-      <w:hyperlink r:id="rId155">
-        <w:r>
-          <w:rPr>
-            <w:lang w:val="sw_KE" w:bidi="sw_KE"/>
-          </w:rPr>
-          <w:rPr>
-            <w:color w:val="0000EE"/>
-            <w:u w:val="single"/>
-          </w:rPr>
-          <w:t>Ezra 4:1–5</w:t>
-        </w:r>
-      </w:hyperlink>
-      <w:r>
-        <w:rPr>
-          <w:lang w:val="sw_KE" w:bidi="sw_KE"/>
-        </w:rPr>
-        <w:t xml:space="preserve">; </w:t>
-      </w:r>
-      <w:hyperlink r:id="rId156">
-        <w:r>
-          <w:rPr>
-            <w:lang w:val="sw_KE" w:bidi="sw_KE"/>
-          </w:rPr>
-          <w:rPr>
-            <w:color w:val="0000EE"/>
-            <w:u w:val="single"/>
-          </w:rPr>
-          <w:t>Nehemia 4:1–23</w:t>
-        </w:r>
-      </w:hyperlink>
-      <w:r>
-        <w:rPr>
-          <w:lang w:val="sw_KE" w:bidi="sw_KE"/>
-        </w:rPr>
-        <w:t xml:space="preserve">; </w:t>
-      </w:r>
-      <w:hyperlink r:id="rId157">
-        <w:r>
-          <w:rPr>
-            <w:lang w:val="sw_KE" w:bidi="sw_KE"/>
-          </w:rPr>
-          <w:rPr>
-            <w:color w:val="0000EE"/>
-            <w:u w:val="single"/>
-          </w:rPr>
-          <w:t>Yohana 4:1–42</w:t>
-        </w:r>
-      </w:hyperlink>
+      <w:r>
+        <w:rPr>
+          <w:lang w:val="sw_KE" w:bidi="sw_KE"/>
+        </w:rPr>
+        <w:t>2 Wafalme 17:21–41</w:t>
+      </w:r>
+      <w:r>
+        <w:rPr>
+          <w:lang w:val="sw_KE" w:bidi="sw_KE"/>
+        </w:rPr>
+        <w:t xml:space="preserve">; </w:t>
+      </w:r>
+      <w:r>
+        <w:rPr>
+          <w:lang w:val="sw_KE" w:bidi="sw_KE"/>
+        </w:rPr>
+        <w:t>Ezra 4:1–5</w:t>
+      </w:r>
+      <w:r>
+        <w:rPr>
+          <w:lang w:val="sw_KE" w:bidi="sw_KE"/>
+        </w:rPr>
+        <w:t xml:space="preserve">; </w:t>
+      </w:r>
+      <w:r>
+        <w:rPr>
+          <w:lang w:val="sw_KE" w:bidi="sw_KE"/>
+        </w:rPr>
+        <w:t>Nehemia 4:1–23</w:t>
+      </w:r>
+      <w:r>
+        <w:rPr>
+          <w:lang w:val="sw_KE" w:bidi="sw_KE"/>
+        </w:rPr>
+        <w:t xml:space="preserve">; </w:t>
+      </w:r>
+      <w:r>
+        <w:rPr>
+          <w:lang w:val="sw_KE" w:bidi="sw_KE"/>
+        </w:rPr>
+        <w:t>Yohana 4:1–42</w:t>
+      </w:r>
       <w:r>
         <w:rPr>
           <w:lang w:val="sw_KE" w:bidi="sw_KE"/>
